--- a/Base de datos/UD09 - Combinación de tablas y unión de consultas/Tarea ciclismo/ciclismo.docx
+++ b/Base de datos/UD09 - Combinación de tablas y unión de consultas/Tarea ciclismo/ciclismo.docx
@@ -1,6 +1,6 @@
 
 <file path=word/document.xml><?xml version="1.0" encoding="utf-8"?>
-<w:document xmlns:wpc="http://schemas.microsoft.com/office/word/2010/wordprocessingCanvas" xmlns:cx="http://schemas.microsoft.com/office/drawing/2014/chartex" xmlns:mc="http://schemas.openxmlformats.org/markup-compatibility/2006" xmlns:o="urn:schemas-microsoft-com:office:office" xmlns:r="http://schemas.openxmlformats.org/officeDocument/2006/relationships" xmlns:m="http://schemas.openxmlformats.org/officeDocument/2006/math" xmlns:v="urn:schemas-microsoft-com:vml" xmlns:wp14="http://schemas.microsoft.com/office/word/2010/wordprocessingDrawing" xmlns:wp="http://schemas.openxmlformats.org/drawingml/2006/wordprocessingDrawing" xmlns:w10="urn:schemas-microsoft-com:office:word" xmlns:w="http://schemas.openxmlformats.org/wordprocessingml/2006/main" xmlns:w14="http://schemas.microsoft.com/office/word/2010/wordml" xmlns:w15="http://schemas.microsoft.com/office/word/2012/wordml" xmlns:w16se="http://schemas.microsoft.com/office/word/2015/wordml/symex" xmlns:wpg="http://schemas.microsoft.com/office/word/2010/wordprocessingGroup" xmlns:wpi="http://schemas.microsoft.com/office/word/2010/wordprocessingInk" xmlns:wne="http://schemas.microsoft.com/office/word/2006/wordml" xmlns:wps="http://schemas.microsoft.com/office/word/2010/wordprocessingShape" mc:Ignorable="w14 w15 w16se wp14">
+<w:document xmlns:wpc="http://schemas.microsoft.com/office/word/2010/wordprocessingCanvas" xmlns:cx="http://schemas.microsoft.com/office/drawing/2014/chartex" xmlns:cx1="http://schemas.microsoft.com/office/drawing/2015/9/8/chartex" xmlns:cx2="http://schemas.microsoft.com/office/drawing/2015/10/21/chartex" xmlns:cx3="http://schemas.microsoft.com/office/drawing/2016/5/9/chartex" xmlns:cx4="http://schemas.microsoft.com/office/drawing/2016/5/10/chartex" xmlns:cx5="http://schemas.microsoft.com/office/drawing/2016/5/11/chartex" xmlns:cx6="http://schemas.microsoft.com/office/drawing/2016/5/12/chartex" xmlns:cx7="http://schemas.microsoft.com/office/drawing/2016/5/13/chartex" xmlns:cx8="http://schemas.microsoft.com/office/drawing/2016/5/14/chartex" xmlns:mc="http://schemas.openxmlformats.org/markup-compatibility/2006" xmlns:aink="http://schemas.microsoft.com/office/drawing/2016/ink" xmlns:am3d="http://schemas.microsoft.com/office/drawing/2017/model3d" xmlns:o="urn:schemas-microsoft-com:office:office" xmlns:oel="http://schemas.microsoft.com/office/2019/extlst" xmlns:r="http://schemas.openxmlformats.org/officeDocument/2006/relationships" xmlns:m="http://schemas.openxmlformats.org/officeDocument/2006/math" xmlns:v="urn:schemas-microsoft-com:vml" xmlns:wp14="http://schemas.microsoft.com/office/word/2010/wordprocessingDrawing" xmlns:wp="http://schemas.openxmlformats.org/drawingml/2006/wordprocessingDrawing" xmlns:w10="urn:schemas-microsoft-com:office:word" xmlns:w="http://schemas.openxmlformats.org/wordprocessingml/2006/main" xmlns:w14="http://schemas.microsoft.com/office/word/2010/wordml" xmlns:w15="http://schemas.microsoft.com/office/word/2012/wordml" xmlns:w16cex="http://schemas.microsoft.com/office/word/2018/wordml/cex" xmlns:w16cid="http://schemas.microsoft.com/office/word/2016/wordml/cid" xmlns:w16="http://schemas.microsoft.com/office/word/2018/wordml" xmlns:w16sdtdh="http://schemas.microsoft.com/office/word/2020/wordml/sdtdatahash" xmlns:w16se="http://schemas.microsoft.com/office/word/2015/wordml/symex" xmlns:wpg="http://schemas.microsoft.com/office/word/2010/wordprocessingGroup" xmlns:wpi="http://schemas.microsoft.com/office/word/2010/wordprocessingInk" xmlns:wne="http://schemas.microsoft.com/office/word/2006/wordml" xmlns:wps="http://schemas.microsoft.com/office/word/2010/wordprocessingShape" mc:Ignorable="w14 w15 w16se w16cid w16 w16cex w16sdtdh wp14">
   <w:body>
     <w:p>
       <w:r>
@@ -14,7 +14,7 @@
           <w:lang w:eastAsia="es-ES"/>
         </w:rPr>
         <w:drawing>
-          <wp:inline distT="0" distB="0" distL="0" distR="0" wp14:anchorId="22785538" wp14:editId="6C418E83">
+          <wp:inline distT="0" distB="0" distL="0" distR="0" wp14:anchorId="7CD0965C" wp14:editId="69253138">
             <wp:extent cx="3991532" cy="2210108"/>
             <wp:effectExtent l="0" t="0" r="9525" b="0"/>
             <wp:docPr id="1" name="Imagen 1"/>
@@ -71,7 +71,7 @@
           <w:lang w:eastAsia="es-ES"/>
         </w:rPr>
         <w:drawing>
-          <wp:inline distT="0" distB="0" distL="0" distR="0" wp14:anchorId="74403E02" wp14:editId="5EEE2159">
+          <wp:inline distT="0" distB="0" distL="0" distR="0" wp14:anchorId="52DE1D77" wp14:editId="2E1D3C31">
             <wp:extent cx="4191000" cy="2691780"/>
             <wp:effectExtent l="0" t="0" r="0" b="0"/>
             <wp:docPr id="2" name="Imagen 2"/>
@@ -119,6 +119,59 @@
       <w:proofErr w:type="spellEnd"/>
       <w:r>
         <w:t xml:space="preserve"> (Especial).</w:t>
+      </w:r>
+    </w:p>
+    <w:p>
+      <w:r>
+        <w:drawing>
+          <wp:inline distT="0" distB="0" distL="0" distR="0" wp14:anchorId="57D58C20" wp14:editId="5BEEFBCF">
+            <wp:extent cx="5400040" cy="1988185"/>
+            <wp:effectExtent l="0" t="0" r="0" b="0"/>
+            <wp:docPr id="1390705459" name="Imagen 1"/>
+            <wp:cNvGraphicFramePr>
+              <a:graphicFrameLocks xmlns:a="http://schemas.openxmlformats.org/drawingml/2006/main" noChangeAspect="1"/>
+            </wp:cNvGraphicFramePr>
+            <a:graphic xmlns:a="http://schemas.openxmlformats.org/drawingml/2006/main">
+              <a:graphicData uri="http://schemas.openxmlformats.org/drawingml/2006/picture">
+                <pic:pic xmlns:pic="http://schemas.openxmlformats.org/drawingml/2006/picture">
+                  <pic:nvPicPr>
+                    <pic:cNvPr id="1390705459" name=""/>
+                    <pic:cNvPicPr/>
+                  </pic:nvPicPr>
+                  <pic:blipFill>
+                    <a:blip r:embed="rId6"/>
+                    <a:stretch>
+                      <a:fillRect/>
+                    </a:stretch>
+                  </pic:blipFill>
+                  <pic:spPr>
+                    <a:xfrm>
+                      <a:off x="0" y="0"/>
+                      <a:ext cx="5400040" cy="1988185"/>
+                    </a:xfrm>
+                    <a:prstGeom prst="rect">
+                      <a:avLst/>
+                    </a:prstGeom>
+                  </pic:spPr>
+                </pic:pic>
+              </a:graphicData>
+            </a:graphic>
+          </wp:inline>
+        </w:drawing>
+      </w:r>
+    </w:p>
+    <w:p>
+      <w:r>
+        <w:lastRenderedPageBreak/>
+        <w:t xml:space="preserve">4. Obtener el valor del atributo </w:t>
+      </w:r>
+      <w:proofErr w:type="spellStart"/>
+      <w:r>
+        <w:t>netapa</w:t>
+      </w:r>
+      <w:proofErr w:type="spellEnd"/>
+      <w:r>
+        <w:t xml:space="preserve"> de aquellas etapas con salida y llegada en la misma ciudad.</w:t>
       </w:r>
     </w:p>
     <w:p>
@@ -128,10 +181,10 @@
           <w:lang w:eastAsia="es-ES"/>
         </w:rPr>
         <w:drawing>
-          <wp:inline distT="0" distB="0" distL="0" distR="0" wp14:anchorId="607BFB09" wp14:editId="58F32169">
-            <wp:extent cx="3982006" cy="2314898"/>
+          <wp:inline distT="0" distB="0" distL="0" distR="0" wp14:anchorId="54C89F1A" wp14:editId="2F8C98C4">
+            <wp:extent cx="4458322" cy="657317"/>
             <wp:effectExtent l="0" t="0" r="0" b="9525"/>
-            <wp:docPr id="4" name="Imagen 4"/>
+            <wp:docPr id="5" name="Imagen 5"/>
             <wp:cNvGraphicFramePr>
               <a:graphicFrameLocks xmlns:a="http://schemas.openxmlformats.org/drawingml/2006/main" noChangeAspect="1"/>
             </wp:cNvGraphicFramePr>
@@ -143,39 +196,31 @@
                     <pic:cNvPicPr/>
                   </pic:nvPicPr>
                   <pic:blipFill>
-                    <a:blip r:embed="rId6"/>
-                    <a:stretch>
-                      <a:fillRect/>
-                    </a:stretch>
-                  </pic:blipFill>
-                  <pic:spPr>
-                    <a:xfrm>
-                      <a:off x="0" y="0"/>
-                      <a:ext cx="3982006" cy="2314898"/>
-                    </a:xfrm>
-                    <a:prstGeom prst="rect">
-                      <a:avLst/>
-                    </a:prstGeom>
-                  </pic:spPr>
-                </pic:pic>
-              </a:graphicData>
-            </a:graphic>
-          </wp:inline>
-        </w:drawing>
-      </w:r>
-    </w:p>
-    <w:p>
-      <w:r>
-        <w:lastRenderedPageBreak/>
-        <w:t xml:space="preserve">4. Obtener el valor del atributo </w:t>
-      </w:r>
-      <w:proofErr w:type="spellStart"/>
-      <w:r>
-        <w:t>netapa</w:t>
-      </w:r>
-      <w:proofErr w:type="spellEnd"/>
-      <w:r>
-        <w:t xml:space="preserve"> de aquellas etapas con salida y llegada en la misma ciudad.</w:t>
+                    <a:blip r:embed="rId7"/>
+                    <a:stretch>
+                      <a:fillRect/>
+                    </a:stretch>
+                  </pic:blipFill>
+                  <pic:spPr>
+                    <a:xfrm>
+                      <a:off x="0" y="0"/>
+                      <a:ext cx="4458322" cy="657317"/>
+                    </a:xfrm>
+                    <a:prstGeom prst="rect">
+                      <a:avLst/>
+                    </a:prstGeom>
+                  </pic:spPr>
+                </pic:pic>
+              </a:graphicData>
+            </a:graphic>
+          </wp:inline>
+        </w:drawing>
+      </w:r>
+    </w:p>
+    <w:p/>
+    <w:p>
+      <w:r>
+        <w:t>5. ¿Cuántos ciclistas hay?</w:t>
       </w:r>
     </w:p>
     <w:p>
@@ -185,10 +230,10 @@
           <w:lang w:eastAsia="es-ES"/>
         </w:rPr>
         <w:drawing>
-          <wp:inline distT="0" distB="0" distL="0" distR="0" wp14:anchorId="4B797D9A" wp14:editId="174063B4">
-            <wp:extent cx="4458322" cy="657317"/>
+          <wp:inline distT="0" distB="0" distL="0" distR="0" wp14:anchorId="3FCD5565" wp14:editId="4351D464">
+            <wp:extent cx="4363059" cy="1457528"/>
             <wp:effectExtent l="0" t="0" r="0" b="9525"/>
-            <wp:docPr id="5" name="Imagen 5"/>
+            <wp:docPr id="11" name="Imagen 11"/>
             <wp:cNvGraphicFramePr>
               <a:graphicFrameLocks xmlns:a="http://schemas.openxmlformats.org/drawingml/2006/main" noChangeAspect="1"/>
             </wp:cNvGraphicFramePr>
@@ -200,31 +245,31 @@
                     <pic:cNvPicPr/>
                   </pic:nvPicPr>
                   <pic:blipFill>
-                    <a:blip r:embed="rId7"/>
-                    <a:stretch>
-                      <a:fillRect/>
-                    </a:stretch>
-                  </pic:blipFill>
-                  <pic:spPr>
-                    <a:xfrm>
-                      <a:off x="0" y="0"/>
-                      <a:ext cx="4458322" cy="657317"/>
-                    </a:xfrm>
-                    <a:prstGeom prst="rect">
-                      <a:avLst/>
-                    </a:prstGeom>
-                  </pic:spPr>
-                </pic:pic>
-              </a:graphicData>
-            </a:graphic>
-          </wp:inline>
-        </w:drawing>
-      </w:r>
-    </w:p>
-    <w:p/>
-    <w:p>
-      <w:r>
-        <w:t>5. ¿Cuántos ciclistas hay?</w:t>
+                    <a:blip r:embed="rId8"/>
+                    <a:stretch>
+                      <a:fillRect/>
+                    </a:stretch>
+                  </pic:blipFill>
+                  <pic:spPr>
+                    <a:xfrm>
+                      <a:off x="0" y="0"/>
+                      <a:ext cx="4363059" cy="1457528"/>
+                    </a:xfrm>
+                    <a:prstGeom prst="rect">
+                      <a:avLst/>
+                    </a:prstGeom>
+                  </pic:spPr>
+                </pic:pic>
+              </a:graphicData>
+            </a:graphic>
+          </wp:inline>
+        </w:drawing>
+      </w:r>
+    </w:p>
+    <w:p/>
+    <w:p>
+      <w:r>
+        <w:t>6. ¿Cuántos ciclistas hay con edad superior a 25 años?</w:t>
       </w:r>
     </w:p>
     <w:p>
@@ -234,46 +279,187 @@
           <w:lang w:eastAsia="es-ES"/>
         </w:rPr>
         <w:drawing>
-          <wp:inline distT="0" distB="0" distL="0" distR="0" wp14:anchorId="26B72126" wp14:editId="323EFB3C">
-            <wp:extent cx="4363059" cy="1457528"/>
+          <wp:inline distT="0" distB="0" distL="0" distR="0" wp14:anchorId="354DCBDB" wp14:editId="04926E00">
+            <wp:extent cx="4667901" cy="1448002"/>
+            <wp:effectExtent l="0" t="0" r="0" b="0"/>
+            <wp:docPr id="12" name="Imagen 12"/>
+            <wp:cNvGraphicFramePr>
+              <a:graphicFrameLocks xmlns:a="http://schemas.openxmlformats.org/drawingml/2006/main" noChangeAspect="1"/>
+            </wp:cNvGraphicFramePr>
+            <a:graphic xmlns:a="http://schemas.openxmlformats.org/drawingml/2006/main">
+              <a:graphicData uri="http://schemas.openxmlformats.org/drawingml/2006/picture">
+                <pic:pic xmlns:pic="http://schemas.openxmlformats.org/drawingml/2006/picture">
+                  <pic:nvPicPr>
+                    <pic:cNvPr id="1" name=""/>
+                    <pic:cNvPicPr/>
+                  </pic:nvPicPr>
+                  <pic:blipFill>
+                    <a:blip r:embed="rId9"/>
+                    <a:stretch>
+                      <a:fillRect/>
+                    </a:stretch>
+                  </pic:blipFill>
+                  <pic:spPr>
+                    <a:xfrm>
+                      <a:off x="0" y="0"/>
+                      <a:ext cx="4667901" cy="1448002"/>
+                    </a:xfrm>
+                    <a:prstGeom prst="rect">
+                      <a:avLst/>
+                    </a:prstGeom>
+                  </pic:spPr>
+                </pic:pic>
+              </a:graphicData>
+            </a:graphic>
+          </wp:inline>
+        </w:drawing>
+      </w:r>
+    </w:p>
+    <w:p/>
+    <w:p>
+      <w:r>
+        <w:t>7. ¿Cuántos equipos hay?</w:t>
+      </w:r>
+    </w:p>
+    <w:p>
+      <w:r>
+        <w:drawing>
+          <wp:inline distT="0" distB="0" distL="0" distR="0" wp14:anchorId="62E8DE73" wp14:editId="1AAAD219">
+            <wp:extent cx="5020376" cy="1752845"/>
+            <wp:effectExtent l="0" t="0" r="0" b="0"/>
+            <wp:docPr id="1805646242" name="Imagen 1"/>
+            <wp:cNvGraphicFramePr>
+              <a:graphicFrameLocks xmlns:a="http://schemas.openxmlformats.org/drawingml/2006/main" noChangeAspect="1"/>
+            </wp:cNvGraphicFramePr>
+            <a:graphic xmlns:a="http://schemas.openxmlformats.org/drawingml/2006/main">
+              <a:graphicData uri="http://schemas.openxmlformats.org/drawingml/2006/picture">
+                <pic:pic xmlns:pic="http://schemas.openxmlformats.org/drawingml/2006/picture">
+                  <pic:nvPicPr>
+                    <pic:cNvPr id="1805646242" name=""/>
+                    <pic:cNvPicPr/>
+                  </pic:nvPicPr>
+                  <pic:blipFill>
+                    <a:blip r:embed="rId10"/>
+                    <a:stretch>
+                      <a:fillRect/>
+                    </a:stretch>
+                  </pic:blipFill>
+                  <pic:spPr>
+                    <a:xfrm>
+                      <a:off x="0" y="0"/>
+                      <a:ext cx="5020376" cy="1752845"/>
+                    </a:xfrm>
+                    <a:prstGeom prst="rect">
+                      <a:avLst/>
+                    </a:prstGeom>
+                  </pic:spPr>
+                </pic:pic>
+              </a:graphicData>
+            </a:graphic>
+          </wp:inline>
+        </w:drawing>
+      </w:r>
+    </w:p>
+    <w:p/>
+    <w:p/>
+    <w:p/>
+    <w:p>
+      <w:r>
+        <w:lastRenderedPageBreak/>
+        <w:t>8. Obtener la media de edad de los ciclistas.</w:t>
+      </w:r>
+    </w:p>
+    <w:p>
+      <w:r>
+        <w:drawing>
+          <wp:inline distT="0" distB="0" distL="0" distR="0" wp14:anchorId="7EB9CCBD" wp14:editId="38F072C2">
+            <wp:extent cx="4858428" cy="1724266"/>
             <wp:effectExtent l="0" t="0" r="0" b="9525"/>
-            <wp:docPr id="11" name="Imagen 11"/>
-            <wp:cNvGraphicFramePr>
-              <a:graphicFrameLocks xmlns:a="http://schemas.openxmlformats.org/drawingml/2006/main" noChangeAspect="1"/>
-            </wp:cNvGraphicFramePr>
-            <a:graphic xmlns:a="http://schemas.openxmlformats.org/drawingml/2006/main">
-              <a:graphicData uri="http://schemas.openxmlformats.org/drawingml/2006/picture">
-                <pic:pic xmlns:pic="http://schemas.openxmlformats.org/drawingml/2006/picture">
-                  <pic:nvPicPr>
-                    <pic:cNvPr id="1" name=""/>
-                    <pic:cNvPicPr/>
-                  </pic:nvPicPr>
-                  <pic:blipFill>
-                    <a:blip r:embed="rId8"/>
-                    <a:stretch>
-                      <a:fillRect/>
-                    </a:stretch>
-                  </pic:blipFill>
-                  <pic:spPr>
-                    <a:xfrm>
-                      <a:off x="0" y="0"/>
-                      <a:ext cx="4363059" cy="1457528"/>
-                    </a:xfrm>
-                    <a:prstGeom prst="rect">
-                      <a:avLst/>
-                    </a:prstGeom>
-                  </pic:spPr>
-                </pic:pic>
-              </a:graphicData>
-            </a:graphic>
-          </wp:inline>
-        </w:drawing>
-      </w:r>
-    </w:p>
-    <w:p/>
-    <w:p>
-      <w:r>
-        <w:t>6. ¿Cuántos ciclistas hay con edad superior a 25 años?</w:t>
+            <wp:docPr id="1384549051" name="Imagen 1"/>
+            <wp:cNvGraphicFramePr>
+              <a:graphicFrameLocks xmlns:a="http://schemas.openxmlformats.org/drawingml/2006/main" noChangeAspect="1"/>
+            </wp:cNvGraphicFramePr>
+            <a:graphic xmlns:a="http://schemas.openxmlformats.org/drawingml/2006/main">
+              <a:graphicData uri="http://schemas.openxmlformats.org/drawingml/2006/picture">
+                <pic:pic xmlns:pic="http://schemas.openxmlformats.org/drawingml/2006/picture">
+                  <pic:nvPicPr>
+                    <pic:cNvPr id="1384549051" name=""/>
+                    <pic:cNvPicPr/>
+                  </pic:nvPicPr>
+                  <pic:blipFill>
+                    <a:blip r:embed="rId11"/>
+                    <a:stretch>
+                      <a:fillRect/>
+                    </a:stretch>
+                  </pic:blipFill>
+                  <pic:spPr>
+                    <a:xfrm>
+                      <a:off x="0" y="0"/>
+                      <a:ext cx="4858428" cy="1724266"/>
+                    </a:xfrm>
+                    <a:prstGeom prst="rect">
+                      <a:avLst/>
+                    </a:prstGeom>
+                  </pic:spPr>
+                </pic:pic>
+              </a:graphicData>
+            </a:graphic>
+          </wp:inline>
+        </w:drawing>
+      </w:r>
+    </w:p>
+    <w:p/>
+    <w:p>
+      <w:r>
+        <w:t>9. Obtener la altura mínima y máxima de los puertos de montaña.</w:t>
+      </w:r>
+    </w:p>
+    <w:p>
+      <w:r>
+        <w:drawing>
+          <wp:inline distT="0" distB="0" distL="0" distR="0" wp14:anchorId="7959985E" wp14:editId="53924E8E">
+            <wp:extent cx="5400040" cy="1294765"/>
+            <wp:effectExtent l="0" t="0" r="0" b="635"/>
+            <wp:docPr id="815078984" name="Imagen 1"/>
+            <wp:cNvGraphicFramePr>
+              <a:graphicFrameLocks xmlns:a="http://schemas.openxmlformats.org/drawingml/2006/main" noChangeAspect="1"/>
+            </wp:cNvGraphicFramePr>
+            <a:graphic xmlns:a="http://schemas.openxmlformats.org/drawingml/2006/main">
+              <a:graphicData uri="http://schemas.openxmlformats.org/drawingml/2006/picture">
+                <pic:pic xmlns:pic="http://schemas.openxmlformats.org/drawingml/2006/picture">
+                  <pic:nvPicPr>
+                    <pic:cNvPr id="815078984" name=""/>
+                    <pic:cNvPicPr/>
+                  </pic:nvPicPr>
+                  <pic:blipFill>
+                    <a:blip r:embed="rId12"/>
+                    <a:stretch>
+                      <a:fillRect/>
+                    </a:stretch>
+                  </pic:blipFill>
+                  <pic:spPr>
+                    <a:xfrm>
+                      <a:off x="0" y="0"/>
+                      <a:ext cx="5400040" cy="1294765"/>
+                    </a:xfrm>
+                    <a:prstGeom prst="rect">
+                      <a:avLst/>
+                    </a:prstGeom>
+                  </pic:spPr>
+                </pic:pic>
+              </a:graphicData>
+            </a:graphic>
+          </wp:inline>
+        </w:drawing>
+      </w:r>
+    </w:p>
+    <w:p/>
+    <w:p>
+      <w:r>
+        <w:t xml:space="preserve">10. Obtener el nombre de cada ciclista junto con el nombre del equipo al </w:t>
+      </w:r>
+      <w:r>
+        <w:t>que pertenece</w:t>
       </w:r>
     </w:p>
     <w:p>
@@ -283,10 +469,10 @@
           <w:lang w:eastAsia="es-ES"/>
         </w:rPr>
         <w:drawing>
-          <wp:inline distT="0" distB="0" distL="0" distR="0" wp14:anchorId="2E455FAE" wp14:editId="28B6FA08">
-            <wp:extent cx="4667901" cy="1448002"/>
+          <wp:inline distT="0" distB="0" distL="0" distR="0" wp14:anchorId="761E1A39" wp14:editId="7B053084">
+            <wp:extent cx="3071004" cy="3109551"/>
             <wp:effectExtent l="0" t="0" r="0" b="0"/>
-            <wp:docPr id="12" name="Imagen 12"/>
+            <wp:docPr id="13" name="Imagen 13"/>
             <wp:cNvGraphicFramePr>
               <a:graphicFrameLocks xmlns:a="http://schemas.openxmlformats.org/drawingml/2006/main" noChangeAspect="1"/>
             </wp:cNvGraphicFramePr>
@@ -298,31 +484,34 @@
                     <pic:cNvPicPr/>
                   </pic:nvPicPr>
                   <pic:blipFill>
-                    <a:blip r:embed="rId9"/>
-                    <a:stretch>
-                      <a:fillRect/>
-                    </a:stretch>
-                  </pic:blipFill>
-                  <pic:spPr>
-                    <a:xfrm>
-                      <a:off x="0" y="0"/>
-                      <a:ext cx="4667901" cy="1448002"/>
-                    </a:xfrm>
-                    <a:prstGeom prst="rect">
-                      <a:avLst/>
-                    </a:prstGeom>
-                  </pic:spPr>
-                </pic:pic>
-              </a:graphicData>
-            </a:graphic>
-          </wp:inline>
-        </w:drawing>
-      </w:r>
-    </w:p>
-    <w:p/>
-    <w:p>
-      <w:r>
-        <w:t>7. ¿Cuántos equipos hay?</w:t>
+                    <a:blip r:embed="rId13"/>
+                    <a:stretch>
+                      <a:fillRect/>
+                    </a:stretch>
+                  </pic:blipFill>
+                  <pic:spPr>
+                    <a:xfrm>
+                      <a:off x="0" y="0"/>
+                      <a:ext cx="3119895" cy="3159055"/>
+                    </a:xfrm>
+                    <a:prstGeom prst="rect">
+                      <a:avLst/>
+                    </a:prstGeom>
+                  </pic:spPr>
+                </pic:pic>
+              </a:graphicData>
+            </a:graphic>
+          </wp:inline>
+        </w:drawing>
+      </w:r>
+    </w:p>
+    <w:p/>
+    <w:p/>
+    <w:p/>
+    <w:p>
+      <w:r>
+        <w:lastRenderedPageBreak/>
+        <w:t>11. Obtener el nombre de los ciclistas que sean de Banesto.</w:t>
       </w:r>
     </w:p>
     <w:p>
@@ -332,10 +521,10 @@
           <w:lang w:eastAsia="es-ES"/>
         </w:rPr>
         <w:drawing>
-          <wp:inline distT="0" distB="0" distL="0" distR="0" wp14:anchorId="485C9C8D" wp14:editId="140D93B0">
-            <wp:extent cx="3272971" cy="2733675"/>
-            <wp:effectExtent l="0" t="0" r="3810" b="0"/>
-            <wp:docPr id="8" name="Imagen 8"/>
+          <wp:inline distT="0" distB="0" distL="0" distR="0" wp14:anchorId="01C92305" wp14:editId="1C511A69">
+            <wp:extent cx="4601217" cy="1933845"/>
+            <wp:effectExtent l="0" t="0" r="8890" b="9525"/>
+            <wp:docPr id="14" name="Imagen 14"/>
             <wp:cNvGraphicFramePr>
               <a:graphicFrameLocks xmlns:a="http://schemas.openxmlformats.org/drawingml/2006/main" noChangeAspect="1"/>
             </wp:cNvGraphicFramePr>
@@ -347,31 +536,39 @@
                     <pic:cNvPicPr/>
                   </pic:nvPicPr>
                   <pic:blipFill>
-                    <a:blip r:embed="rId10"/>
-                    <a:stretch>
-                      <a:fillRect/>
-                    </a:stretch>
-                  </pic:blipFill>
-                  <pic:spPr>
-                    <a:xfrm>
-                      <a:off x="0" y="0"/>
-                      <a:ext cx="3302800" cy="2758589"/>
-                    </a:xfrm>
-                    <a:prstGeom prst="rect">
-                      <a:avLst/>
-                    </a:prstGeom>
-                  </pic:spPr>
-                </pic:pic>
-              </a:graphicData>
-            </a:graphic>
-          </wp:inline>
-        </w:drawing>
-      </w:r>
-    </w:p>
-    <w:p>
-      <w:r>
-        <w:lastRenderedPageBreak/>
-        <w:t>8. Obtener la media de edad de los ciclistas.</w:t>
+                    <a:blip r:embed="rId14"/>
+                    <a:stretch>
+                      <a:fillRect/>
+                    </a:stretch>
+                  </pic:blipFill>
+                  <pic:spPr>
+                    <a:xfrm>
+                      <a:off x="0" y="0"/>
+                      <a:ext cx="4601217" cy="1933845"/>
+                    </a:xfrm>
+                    <a:prstGeom prst="rect">
+                      <a:avLst/>
+                    </a:prstGeom>
+                  </pic:spPr>
+                </pic:pic>
+              </a:graphicData>
+            </a:graphic>
+          </wp:inline>
+        </w:drawing>
+      </w:r>
+    </w:p>
+    <w:p/>
+    <w:p>
+      <w:r>
+        <w:t xml:space="preserve">12. ¿Cuántos ciclistas pertenecen al equipo </w:t>
+      </w:r>
+      <w:proofErr w:type="spellStart"/>
+      <w:r>
+        <w:t>Amore</w:t>
+      </w:r>
+      <w:proofErr w:type="spellEnd"/>
+      <w:r>
+        <w:t xml:space="preserve"> Vita?</w:t>
       </w:r>
     </w:p>
     <w:p>
@@ -381,10 +578,10 @@
           <w:lang w:eastAsia="es-ES"/>
         </w:rPr>
         <w:drawing>
-          <wp:inline distT="0" distB="0" distL="0" distR="0" wp14:anchorId="63BB9C42" wp14:editId="2EAA5C45">
-            <wp:extent cx="3105583" cy="1400370"/>
-            <wp:effectExtent l="0" t="0" r="0" b="9525"/>
-            <wp:docPr id="9" name="Imagen 9"/>
+          <wp:inline distT="0" distB="0" distL="0" distR="0" wp14:anchorId="6E6EEC56" wp14:editId="6B03D4F7">
+            <wp:extent cx="4675517" cy="2174248"/>
+            <wp:effectExtent l="0" t="0" r="0" b="0"/>
+            <wp:docPr id="15" name="Imagen 15"/>
             <wp:cNvGraphicFramePr>
               <a:graphicFrameLocks xmlns:a="http://schemas.openxmlformats.org/drawingml/2006/main" noChangeAspect="1"/>
             </wp:cNvGraphicFramePr>
@@ -396,31 +593,76 @@
                     <pic:cNvPicPr/>
                   </pic:nvPicPr>
                   <pic:blipFill>
-                    <a:blip r:embed="rId11"/>
-                    <a:stretch>
-                      <a:fillRect/>
-                    </a:stretch>
-                  </pic:blipFill>
-                  <pic:spPr>
-                    <a:xfrm>
-                      <a:off x="0" y="0"/>
-                      <a:ext cx="3105583" cy="1400370"/>
-                    </a:xfrm>
-                    <a:prstGeom prst="rect">
-                      <a:avLst/>
-                    </a:prstGeom>
-                  </pic:spPr>
-                </pic:pic>
-              </a:graphicData>
-            </a:graphic>
-          </wp:inline>
-        </w:drawing>
-      </w:r>
-    </w:p>
-    <w:p/>
-    <w:p>
-      <w:r>
-        <w:t>9. Obtener la altura mínima y máxima de los puertos de montaña.</w:t>
+                    <a:blip r:embed="rId15"/>
+                    <a:stretch>
+                      <a:fillRect/>
+                    </a:stretch>
+                  </pic:blipFill>
+                  <pic:spPr>
+                    <a:xfrm>
+                      <a:off x="0" y="0"/>
+                      <a:ext cx="4682874" cy="2177669"/>
+                    </a:xfrm>
+                    <a:prstGeom prst="rect">
+                      <a:avLst/>
+                    </a:prstGeom>
+                  </pic:spPr>
+                </pic:pic>
+              </a:graphicData>
+            </a:graphic>
+          </wp:inline>
+        </w:drawing>
+      </w:r>
+    </w:p>
+    <w:p/>
+    <w:p>
+      <w:r>
+        <w:t>13. Edad media de los ciclistas del equipo TVM.</w:t>
+      </w:r>
+    </w:p>
+    <w:p>
+      <w:r>
+        <w:drawing>
+          <wp:inline distT="0" distB="0" distL="0" distR="0" wp14:anchorId="7F10F6C4" wp14:editId="3AC2D648">
+            <wp:extent cx="5400040" cy="1242060"/>
+            <wp:effectExtent l="0" t="0" r="0" b="0"/>
+            <wp:docPr id="1689548061" name="Imagen 1"/>
+            <wp:cNvGraphicFramePr>
+              <a:graphicFrameLocks xmlns:a="http://schemas.openxmlformats.org/drawingml/2006/main" noChangeAspect="1"/>
+            </wp:cNvGraphicFramePr>
+            <a:graphic xmlns:a="http://schemas.openxmlformats.org/drawingml/2006/main">
+              <a:graphicData uri="http://schemas.openxmlformats.org/drawingml/2006/picture">
+                <pic:pic xmlns:pic="http://schemas.openxmlformats.org/drawingml/2006/picture">
+                  <pic:nvPicPr>
+                    <pic:cNvPr id="1689548061" name=""/>
+                    <pic:cNvPicPr/>
+                  </pic:nvPicPr>
+                  <pic:blipFill>
+                    <a:blip r:embed="rId16"/>
+                    <a:stretch>
+                      <a:fillRect/>
+                    </a:stretch>
+                  </pic:blipFill>
+                  <pic:spPr>
+                    <a:xfrm>
+                      <a:off x="0" y="0"/>
+                      <a:ext cx="5400040" cy="1242060"/>
+                    </a:xfrm>
+                    <a:prstGeom prst="rect">
+                      <a:avLst/>
+                    </a:prstGeom>
+                  </pic:spPr>
+                </pic:pic>
+              </a:graphicData>
+            </a:graphic>
+          </wp:inline>
+        </w:drawing>
+      </w:r>
+    </w:p>
+    <w:p/>
+    <w:p>
+      <w:r>
+        <w:t>14. Nombre de los ciclistas que pertenezcan al mismo equipo que Miguel Indurain</w:t>
       </w:r>
     </w:p>
     <w:p>
@@ -430,10 +672,10 @@
           <w:lang w:eastAsia="es-ES"/>
         </w:rPr>
         <w:drawing>
-          <wp:inline distT="0" distB="0" distL="0" distR="0" wp14:anchorId="09EC4271" wp14:editId="0A80AABA">
-            <wp:extent cx="2657475" cy="2359516"/>
-            <wp:effectExtent l="0" t="0" r="0" b="3175"/>
-            <wp:docPr id="10" name="Imagen 10"/>
+          <wp:inline distT="0" distB="0" distL="0" distR="0" wp14:anchorId="795DF6AB" wp14:editId="717D6495">
+            <wp:extent cx="5537292" cy="1181819"/>
+            <wp:effectExtent l="0" t="0" r="6350" b="0"/>
+            <wp:docPr id="17" name="Imagen 17"/>
             <wp:cNvGraphicFramePr>
               <a:graphicFrameLocks xmlns:a="http://schemas.openxmlformats.org/drawingml/2006/main" noChangeAspect="1"/>
             </wp:cNvGraphicFramePr>
@@ -445,34 +687,31 @@
                     <pic:cNvPicPr/>
                   </pic:nvPicPr>
                   <pic:blipFill>
-                    <a:blip r:embed="rId12"/>
-                    <a:stretch>
-                      <a:fillRect/>
-                    </a:stretch>
-                  </pic:blipFill>
-                  <pic:spPr>
-                    <a:xfrm>
-                      <a:off x="0" y="0"/>
-                      <a:ext cx="2666151" cy="2367220"/>
-                    </a:xfrm>
-                    <a:prstGeom prst="rect">
-                      <a:avLst/>
-                    </a:prstGeom>
-                  </pic:spPr>
-                </pic:pic>
-              </a:graphicData>
-            </a:graphic>
-          </wp:inline>
-        </w:drawing>
-      </w:r>
-    </w:p>
-    <w:p/>
-    <w:p>
-      <w:r>
-        <w:t xml:space="preserve">10. Obtener el nombre de cada ciclista junto con el nombre del equipo al </w:t>
-      </w:r>
-      <w:r>
-        <w:t>que pertenece</w:t>
+                    <a:blip r:embed="rId17"/>
+                    <a:stretch>
+                      <a:fillRect/>
+                    </a:stretch>
+                  </pic:blipFill>
+                  <pic:spPr>
+                    <a:xfrm>
+                      <a:off x="0" y="0"/>
+                      <a:ext cx="5589083" cy="1192873"/>
+                    </a:xfrm>
+                    <a:prstGeom prst="rect">
+                      <a:avLst/>
+                    </a:prstGeom>
+                  </pic:spPr>
+                </pic:pic>
+              </a:graphicData>
+            </a:graphic>
+          </wp:inline>
+        </w:drawing>
+      </w:r>
+    </w:p>
+    <w:p>
+      <w:r>
+        <w:lastRenderedPageBreak/>
+        <w:t>15. Nombre de los ciclistas que han ganado alguna etapa.</w:t>
       </w:r>
     </w:p>
     <w:p>
@@ -482,10 +721,10 @@
           <w:lang w:eastAsia="es-ES"/>
         </w:rPr>
         <w:drawing>
-          <wp:inline distT="0" distB="0" distL="0" distR="0" wp14:anchorId="41C1BD2C" wp14:editId="02B40ACA">
-            <wp:extent cx="3405306" cy="3448050"/>
-            <wp:effectExtent l="0" t="0" r="5080" b="0"/>
-            <wp:docPr id="13" name="Imagen 13"/>
+          <wp:inline distT="0" distB="0" distL="0" distR="0" wp14:anchorId="6759A711" wp14:editId="756B2804">
+            <wp:extent cx="5400040" cy="1547495"/>
+            <wp:effectExtent l="0" t="0" r="0" b="0"/>
+            <wp:docPr id="20" name="Imagen 20"/>
             <wp:cNvGraphicFramePr>
               <a:graphicFrameLocks xmlns:a="http://schemas.openxmlformats.org/drawingml/2006/main" noChangeAspect="1"/>
             </wp:cNvGraphicFramePr>
@@ -497,31 +736,31 @@
                     <pic:cNvPicPr/>
                   </pic:nvPicPr>
                   <pic:blipFill>
-                    <a:blip r:embed="rId13"/>
-                    <a:stretch>
-                      <a:fillRect/>
-                    </a:stretch>
-                  </pic:blipFill>
-                  <pic:spPr>
-                    <a:xfrm>
-                      <a:off x="0" y="0"/>
-                      <a:ext cx="3445873" cy="3489126"/>
-                    </a:xfrm>
-                    <a:prstGeom prst="rect">
-                      <a:avLst/>
-                    </a:prstGeom>
-                  </pic:spPr>
-                </pic:pic>
-              </a:graphicData>
-            </a:graphic>
-          </wp:inline>
-        </w:drawing>
-      </w:r>
-    </w:p>
-    <w:p>
-      <w:r>
-        <w:lastRenderedPageBreak/>
-        <w:t>11. Obtener el nombre de los ciclistas que sean de Banesto.</w:t>
+                    <a:blip r:embed="rId18"/>
+                    <a:stretch>
+                      <a:fillRect/>
+                    </a:stretch>
+                  </pic:blipFill>
+                  <pic:spPr>
+                    <a:xfrm>
+                      <a:off x="0" y="0"/>
+                      <a:ext cx="5400040" cy="1547495"/>
+                    </a:xfrm>
+                    <a:prstGeom prst="rect">
+                      <a:avLst/>
+                    </a:prstGeom>
+                  </pic:spPr>
+                </pic:pic>
+              </a:graphicData>
+            </a:graphic>
+          </wp:inline>
+        </w:drawing>
+      </w:r>
+    </w:p>
+    <w:p/>
+    <w:p>
+      <w:r>
+        <w:t>16. Nombre de los ciclistas que han llevado el maillot General.</w:t>
       </w:r>
     </w:p>
     <w:p>
@@ -531,10 +770,10 @@
           <w:lang w:eastAsia="es-ES"/>
         </w:rPr>
         <w:drawing>
-          <wp:inline distT="0" distB="0" distL="0" distR="0" wp14:anchorId="28FEC79E" wp14:editId="4469509C">
-            <wp:extent cx="4601217" cy="1933845"/>
-            <wp:effectExtent l="0" t="0" r="8890" b="9525"/>
-            <wp:docPr id="14" name="Imagen 14"/>
+          <wp:inline distT="0" distB="0" distL="0" distR="0" wp14:anchorId="2AEB106C" wp14:editId="16E1D987">
+            <wp:extent cx="5870295" cy="1181100"/>
+            <wp:effectExtent l="0" t="0" r="0" b="0"/>
+            <wp:docPr id="18" name="Imagen 18"/>
             <wp:cNvGraphicFramePr>
               <a:graphicFrameLocks xmlns:a="http://schemas.openxmlformats.org/drawingml/2006/main" noChangeAspect="1"/>
             </wp:cNvGraphicFramePr>
@@ -546,39 +785,31 @@
                     <pic:cNvPicPr/>
                   </pic:nvPicPr>
                   <pic:blipFill>
-                    <a:blip r:embed="rId14"/>
-                    <a:stretch>
-                      <a:fillRect/>
-                    </a:stretch>
-                  </pic:blipFill>
-                  <pic:spPr>
-                    <a:xfrm>
-                      <a:off x="0" y="0"/>
-                      <a:ext cx="4601217" cy="1933845"/>
-                    </a:xfrm>
-                    <a:prstGeom prst="rect">
-                      <a:avLst/>
-                    </a:prstGeom>
-                  </pic:spPr>
-                </pic:pic>
-              </a:graphicData>
-            </a:graphic>
-          </wp:inline>
-        </w:drawing>
-      </w:r>
-    </w:p>
-    <w:p/>
-    <w:p>
-      <w:r>
-        <w:t xml:space="preserve">12. ¿Cuántos ciclistas pertenecen al equipo </w:t>
-      </w:r>
-      <w:proofErr w:type="spellStart"/>
-      <w:r>
-        <w:t>Amore</w:t>
-      </w:r>
-      <w:proofErr w:type="spellEnd"/>
-      <w:r>
-        <w:t xml:space="preserve"> Vita?</w:t>
+                    <a:blip r:embed="rId19"/>
+                    <a:stretch>
+                      <a:fillRect/>
+                    </a:stretch>
+                  </pic:blipFill>
+                  <pic:spPr>
+                    <a:xfrm>
+                      <a:off x="0" y="0"/>
+                      <a:ext cx="5874658" cy="1181978"/>
+                    </a:xfrm>
+                    <a:prstGeom prst="rect">
+                      <a:avLst/>
+                    </a:prstGeom>
+                  </pic:spPr>
+                </pic:pic>
+              </a:graphicData>
+            </a:graphic>
+          </wp:inline>
+        </w:drawing>
+      </w:r>
+    </w:p>
+    <w:p/>
+    <w:p>
+      <w:r>
+        <w:t>17. Obtener el nombre del ciclista más joven</w:t>
       </w:r>
     </w:p>
     <w:p>
@@ -588,10 +819,10 @@
           <w:lang w:eastAsia="es-ES"/>
         </w:rPr>
         <w:drawing>
-          <wp:inline distT="0" distB="0" distL="0" distR="0" wp14:anchorId="4A951874" wp14:editId="22121B9A">
-            <wp:extent cx="5039428" cy="2343477"/>
-            <wp:effectExtent l="0" t="0" r="8890" b="0"/>
-            <wp:docPr id="15" name="Imagen 15"/>
+          <wp:inline distT="0" distB="0" distL="0" distR="0" wp14:anchorId="7162BECC" wp14:editId="743E7F22">
+            <wp:extent cx="5400040" cy="1446530"/>
+            <wp:effectExtent l="0" t="0" r="0" b="1270"/>
+            <wp:docPr id="19" name="Imagen 19"/>
             <wp:cNvGraphicFramePr>
               <a:graphicFrameLocks xmlns:a="http://schemas.openxmlformats.org/drawingml/2006/main" noChangeAspect="1"/>
             </wp:cNvGraphicFramePr>
@@ -603,31 +834,31 @@
                     <pic:cNvPicPr/>
                   </pic:nvPicPr>
                   <pic:blipFill>
-                    <a:blip r:embed="rId15"/>
-                    <a:stretch>
-                      <a:fillRect/>
-                    </a:stretch>
-                  </pic:blipFill>
-                  <pic:spPr>
-                    <a:xfrm>
-                      <a:off x="0" y="0"/>
-                      <a:ext cx="5039428" cy="2343477"/>
-                    </a:xfrm>
-                    <a:prstGeom prst="rect">
-                      <a:avLst/>
-                    </a:prstGeom>
-                  </pic:spPr>
-                </pic:pic>
-              </a:graphicData>
-            </a:graphic>
-          </wp:inline>
-        </w:drawing>
-      </w:r>
-    </w:p>
-    <w:p/>
-    <w:p>
-      <w:r>
-        <w:t>13. Edad media de los ciclistas del equipo TVM.</w:t>
+                    <a:blip r:embed="rId20"/>
+                    <a:stretch>
+                      <a:fillRect/>
+                    </a:stretch>
+                  </pic:blipFill>
+                  <pic:spPr>
+                    <a:xfrm>
+                      <a:off x="0" y="0"/>
+                      <a:ext cx="5400040" cy="1446530"/>
+                    </a:xfrm>
+                    <a:prstGeom prst="rect">
+                      <a:avLst/>
+                    </a:prstGeom>
+                  </pic:spPr>
+                </pic:pic>
+              </a:graphicData>
+            </a:graphic>
+          </wp:inline>
+        </w:drawing>
+      </w:r>
+    </w:p>
+    <w:p/>
+    <w:p>
+      <w:r>
+        <w:t>18. Obtener el número de ciclistas de cada equipo.</w:t>
       </w:r>
     </w:p>
     <w:p>
@@ -637,10 +868,10 @@
           <w:lang w:eastAsia="es-ES"/>
         </w:rPr>
         <w:drawing>
-          <wp:inline distT="0" distB="0" distL="0" distR="0" wp14:anchorId="15AE5164" wp14:editId="373AD85F">
-            <wp:extent cx="4801270" cy="1619476"/>
-            <wp:effectExtent l="0" t="0" r="0" b="0"/>
-            <wp:docPr id="16" name="Imagen 16"/>
+          <wp:inline distT="0" distB="0" distL="0" distR="0" wp14:anchorId="1CA03244" wp14:editId="48B5185E">
+            <wp:extent cx="3841868" cy="2124075"/>
+            <wp:effectExtent l="0" t="0" r="6350" b="0"/>
+            <wp:docPr id="21" name="Imagen 21"/>
             <wp:cNvGraphicFramePr>
               <a:graphicFrameLocks xmlns:a="http://schemas.openxmlformats.org/drawingml/2006/main" noChangeAspect="1"/>
             </wp:cNvGraphicFramePr>
@@ -652,41 +883,32 @@
                     <pic:cNvPicPr/>
                   </pic:nvPicPr>
                   <pic:blipFill>
-                    <a:blip r:embed="rId16"/>
-                    <a:stretch>
-                      <a:fillRect/>
-                    </a:stretch>
-                  </pic:blipFill>
-                  <pic:spPr>
-                    <a:xfrm>
-                      <a:off x="0" y="0"/>
-                      <a:ext cx="4801270" cy="1619476"/>
-                    </a:xfrm>
-                    <a:prstGeom prst="rect">
-                      <a:avLst/>
-                    </a:prstGeom>
-                  </pic:spPr>
-                </pic:pic>
-              </a:graphicData>
-            </a:graphic>
-          </wp:inline>
-        </w:drawing>
-      </w:r>
-    </w:p>
-    <w:p/>
-    <w:p/>
-    <w:p/>
-    <w:p/>
+                    <a:blip r:embed="rId21"/>
+                    <a:stretch>
+                      <a:fillRect/>
+                    </a:stretch>
+                  </pic:blipFill>
+                  <pic:spPr>
+                    <a:xfrm>
+                      <a:off x="0" y="0"/>
+                      <a:ext cx="3859866" cy="2134025"/>
+                    </a:xfrm>
+                    <a:prstGeom prst="rect">
+                      <a:avLst/>
+                    </a:prstGeom>
+                  </pic:spPr>
+                </pic:pic>
+              </a:graphicData>
+            </a:graphic>
+          </wp:inline>
+        </w:drawing>
+      </w:r>
+    </w:p>
     <w:p>
       <w:r>
         <w:lastRenderedPageBreak/>
-        <w:t xml:space="preserve">14. Nombre de los ciclistas que pertenezcan al mismo equipo que Miguel </w:t>
-      </w:r>
-      <w:proofErr w:type="spellStart"/>
-      <w:r>
-        <w:t>Indurain</w:t>
-      </w:r>
-      <w:proofErr w:type="spellEnd"/>
+        <w:t>19. Obtener el nombre de los equipos que tengan más de 5 ciclistas.</w:t>
+      </w:r>
     </w:p>
     <w:p>
       <w:r>
@@ -695,256 +917,7 @@
           <w:lang w:eastAsia="es-ES"/>
         </w:rPr>
         <w:drawing>
-          <wp:inline distT="0" distB="0" distL="0" distR="0" wp14:anchorId="7368EF9F" wp14:editId="0F5B4B7F">
-            <wp:extent cx="5400040" cy="1152525"/>
-            <wp:effectExtent l="0" t="0" r="0" b="9525"/>
-            <wp:docPr id="17" name="Imagen 17"/>
-            <wp:cNvGraphicFramePr>
-              <a:graphicFrameLocks xmlns:a="http://schemas.openxmlformats.org/drawingml/2006/main" noChangeAspect="1"/>
-            </wp:cNvGraphicFramePr>
-            <a:graphic xmlns:a="http://schemas.openxmlformats.org/drawingml/2006/main">
-              <a:graphicData uri="http://schemas.openxmlformats.org/drawingml/2006/picture">
-                <pic:pic xmlns:pic="http://schemas.openxmlformats.org/drawingml/2006/picture">
-                  <pic:nvPicPr>
-                    <pic:cNvPr id="1" name=""/>
-                    <pic:cNvPicPr/>
-                  </pic:nvPicPr>
-                  <pic:blipFill>
-                    <a:blip r:embed="rId17"/>
-                    <a:stretch>
-                      <a:fillRect/>
-                    </a:stretch>
-                  </pic:blipFill>
-                  <pic:spPr>
-                    <a:xfrm>
-                      <a:off x="0" y="0"/>
-                      <a:ext cx="5400040" cy="1152525"/>
-                    </a:xfrm>
-                    <a:prstGeom prst="rect">
-                      <a:avLst/>
-                    </a:prstGeom>
-                  </pic:spPr>
-                </pic:pic>
-              </a:graphicData>
-            </a:graphic>
-          </wp:inline>
-        </w:drawing>
-      </w:r>
-    </w:p>
-    <w:p/>
-    <w:p>
-      <w:r>
-        <w:t>15. Nombre de los ciclistas que han ganado alguna etapa.</w:t>
-      </w:r>
-    </w:p>
-    <w:p>
-      <w:r>
-        <w:rPr>
-          <w:noProof/>
-          <w:lang w:eastAsia="es-ES"/>
-        </w:rPr>
-        <w:drawing>
-          <wp:inline distT="0" distB="0" distL="0" distR="0" wp14:anchorId="6709B78C" wp14:editId="54524F94">
-            <wp:extent cx="5400040" cy="1547495"/>
-            <wp:effectExtent l="0" t="0" r="0" b="0"/>
-            <wp:docPr id="20" name="Imagen 20"/>
-            <wp:cNvGraphicFramePr>
-              <a:graphicFrameLocks xmlns:a="http://schemas.openxmlformats.org/drawingml/2006/main" noChangeAspect="1"/>
-            </wp:cNvGraphicFramePr>
-            <a:graphic xmlns:a="http://schemas.openxmlformats.org/drawingml/2006/main">
-              <a:graphicData uri="http://schemas.openxmlformats.org/drawingml/2006/picture">
-                <pic:pic xmlns:pic="http://schemas.openxmlformats.org/drawingml/2006/picture">
-                  <pic:nvPicPr>
-                    <pic:cNvPr id="1" name=""/>
-                    <pic:cNvPicPr/>
-                  </pic:nvPicPr>
-                  <pic:blipFill>
-                    <a:blip r:embed="rId18"/>
-                    <a:stretch>
-                      <a:fillRect/>
-                    </a:stretch>
-                  </pic:blipFill>
-                  <pic:spPr>
-                    <a:xfrm>
-                      <a:off x="0" y="0"/>
-                      <a:ext cx="5400040" cy="1547495"/>
-                    </a:xfrm>
-                    <a:prstGeom prst="rect">
-                      <a:avLst/>
-                    </a:prstGeom>
-                  </pic:spPr>
-                </pic:pic>
-              </a:graphicData>
-            </a:graphic>
-          </wp:inline>
-        </w:drawing>
-      </w:r>
-    </w:p>
-    <w:p/>
-    <w:p>
-      <w:r>
-        <w:t>16. Nombre de los ciclistas que han llevado el maillot General.</w:t>
-      </w:r>
-    </w:p>
-    <w:p>
-      <w:r>
-        <w:rPr>
-          <w:noProof/>
-          <w:lang w:eastAsia="es-ES"/>
-        </w:rPr>
-        <w:drawing>
-          <wp:inline distT="0" distB="0" distL="0" distR="0" wp14:anchorId="4E3A0AFB" wp14:editId="29BB424C">
-            <wp:extent cx="5870295" cy="1181100"/>
-            <wp:effectExtent l="0" t="0" r="0" b="0"/>
-            <wp:docPr id="18" name="Imagen 18"/>
-            <wp:cNvGraphicFramePr>
-              <a:graphicFrameLocks xmlns:a="http://schemas.openxmlformats.org/drawingml/2006/main" noChangeAspect="1"/>
-            </wp:cNvGraphicFramePr>
-            <a:graphic xmlns:a="http://schemas.openxmlformats.org/drawingml/2006/main">
-              <a:graphicData uri="http://schemas.openxmlformats.org/drawingml/2006/picture">
-                <pic:pic xmlns:pic="http://schemas.openxmlformats.org/drawingml/2006/picture">
-                  <pic:nvPicPr>
-                    <pic:cNvPr id="1" name=""/>
-                    <pic:cNvPicPr/>
-                  </pic:nvPicPr>
-                  <pic:blipFill>
-                    <a:blip r:embed="rId19"/>
-                    <a:stretch>
-                      <a:fillRect/>
-                    </a:stretch>
-                  </pic:blipFill>
-                  <pic:spPr>
-                    <a:xfrm>
-                      <a:off x="0" y="0"/>
-                      <a:ext cx="5874658" cy="1181978"/>
-                    </a:xfrm>
-                    <a:prstGeom prst="rect">
-                      <a:avLst/>
-                    </a:prstGeom>
-                  </pic:spPr>
-                </pic:pic>
-              </a:graphicData>
-            </a:graphic>
-          </wp:inline>
-        </w:drawing>
-      </w:r>
-    </w:p>
-    <w:p/>
-    <w:p>
-      <w:r>
-        <w:t>17. Obtener el nombre del ciclista más joven</w:t>
-      </w:r>
-    </w:p>
-    <w:p>
-      <w:r>
-        <w:rPr>
-          <w:noProof/>
-          <w:lang w:eastAsia="es-ES"/>
-        </w:rPr>
-        <w:drawing>
-          <wp:inline distT="0" distB="0" distL="0" distR="0" wp14:anchorId="22450E4A" wp14:editId="0516ABA6">
-            <wp:extent cx="5400040" cy="1446530"/>
-            <wp:effectExtent l="0" t="0" r="0" b="1270"/>
-            <wp:docPr id="19" name="Imagen 19"/>
-            <wp:cNvGraphicFramePr>
-              <a:graphicFrameLocks xmlns:a="http://schemas.openxmlformats.org/drawingml/2006/main" noChangeAspect="1"/>
-            </wp:cNvGraphicFramePr>
-            <a:graphic xmlns:a="http://schemas.openxmlformats.org/drawingml/2006/main">
-              <a:graphicData uri="http://schemas.openxmlformats.org/drawingml/2006/picture">
-                <pic:pic xmlns:pic="http://schemas.openxmlformats.org/drawingml/2006/picture">
-                  <pic:nvPicPr>
-                    <pic:cNvPr id="1" name=""/>
-                    <pic:cNvPicPr/>
-                  </pic:nvPicPr>
-                  <pic:blipFill>
-                    <a:blip r:embed="rId20"/>
-                    <a:stretch>
-                      <a:fillRect/>
-                    </a:stretch>
-                  </pic:blipFill>
-                  <pic:spPr>
-                    <a:xfrm>
-                      <a:off x="0" y="0"/>
-                      <a:ext cx="5400040" cy="1446530"/>
-                    </a:xfrm>
-                    <a:prstGeom prst="rect">
-                      <a:avLst/>
-                    </a:prstGeom>
-                  </pic:spPr>
-                </pic:pic>
-              </a:graphicData>
-            </a:graphic>
-          </wp:inline>
-        </w:drawing>
-      </w:r>
-    </w:p>
-    <w:p/>
-    <w:p/>
-    <w:p/>
-    <w:p/>
-    <w:p>
-      <w:r>
-        <w:lastRenderedPageBreak/>
-        <w:t>18. Obtener el número de ciclistas de cada equipo.</w:t>
-      </w:r>
-    </w:p>
-    <w:p>
-      <w:r>
-        <w:rPr>
-          <w:noProof/>
-          <w:lang w:eastAsia="es-ES"/>
-        </w:rPr>
-        <w:drawing>
-          <wp:inline distT="0" distB="0" distL="0" distR="0" wp14:anchorId="66CBBA70" wp14:editId="0E7A860C">
-            <wp:extent cx="3841868" cy="2124075"/>
-            <wp:effectExtent l="0" t="0" r="6350" b="0"/>
-            <wp:docPr id="21" name="Imagen 21"/>
-            <wp:cNvGraphicFramePr>
-              <a:graphicFrameLocks xmlns:a="http://schemas.openxmlformats.org/drawingml/2006/main" noChangeAspect="1"/>
-            </wp:cNvGraphicFramePr>
-            <a:graphic xmlns:a="http://schemas.openxmlformats.org/drawingml/2006/main">
-              <a:graphicData uri="http://schemas.openxmlformats.org/drawingml/2006/picture">
-                <pic:pic xmlns:pic="http://schemas.openxmlformats.org/drawingml/2006/picture">
-                  <pic:nvPicPr>
-                    <pic:cNvPr id="1" name=""/>
-                    <pic:cNvPicPr/>
-                  </pic:nvPicPr>
-                  <pic:blipFill>
-                    <a:blip r:embed="rId21"/>
-                    <a:stretch>
-                      <a:fillRect/>
-                    </a:stretch>
-                  </pic:blipFill>
-                  <pic:spPr>
-                    <a:xfrm>
-                      <a:off x="0" y="0"/>
-                      <a:ext cx="3859866" cy="2134025"/>
-                    </a:xfrm>
-                    <a:prstGeom prst="rect">
-                      <a:avLst/>
-                    </a:prstGeom>
-                  </pic:spPr>
-                </pic:pic>
-              </a:graphicData>
-            </a:graphic>
-          </wp:inline>
-        </w:drawing>
-      </w:r>
-    </w:p>
-    <w:p/>
-    <w:p>
-      <w:r>
-        <w:t>19. Obtener el nombre de los equipos que tengan más de 5 ciclistas.</w:t>
-      </w:r>
-    </w:p>
-    <w:p>
-      <w:r>
-        <w:rPr>
-          <w:noProof/>
-          <w:lang w:eastAsia="es-ES"/>
-        </w:rPr>
-        <w:drawing>
-          <wp:inline distT="0" distB="0" distL="0" distR="0" wp14:anchorId="45EBC81E" wp14:editId="5FC449A3">
+          <wp:inline distT="0" distB="0" distL="0" distR="0" wp14:anchorId="6674BACB" wp14:editId="272EE61F">
             <wp:extent cx="4448175" cy="821218"/>
             <wp:effectExtent l="0" t="0" r="0" b="0"/>
             <wp:docPr id="22" name="Imagen 22"/>
@@ -998,67 +971,63 @@
     </w:p>
     <w:p>
       <w:r>
-        <w:t xml:space="preserve">23. Nombre de los ciclistas que no pertenezcan a </w:t>
-      </w:r>
-      <w:proofErr w:type="spellStart"/>
-      <w:r>
-        <w:t>Kelme</w:t>
-      </w:r>
-      <w:proofErr w:type="spellEnd"/>
+        <w:t>23. Nombre de los ciclistas que no pertenezcan a Kelme</w:t>
+      </w:r>
+    </w:p>
+    <w:p>
+      <w:r>
+        <w:drawing>
+          <wp:inline distT="0" distB="0" distL="0" distR="0" wp14:anchorId="5FFFB3F2" wp14:editId="6FA7354F">
+            <wp:extent cx="5182323" cy="5458587"/>
+            <wp:effectExtent l="0" t="0" r="0" b="8890"/>
+            <wp:docPr id="1000883994" name="Imagen 1"/>
+            <wp:cNvGraphicFramePr>
+              <a:graphicFrameLocks xmlns:a="http://schemas.openxmlformats.org/drawingml/2006/main" noChangeAspect="1"/>
+            </wp:cNvGraphicFramePr>
+            <a:graphic xmlns:a="http://schemas.openxmlformats.org/drawingml/2006/main">
+              <a:graphicData uri="http://schemas.openxmlformats.org/drawingml/2006/picture">
+                <pic:pic xmlns:pic="http://schemas.openxmlformats.org/drawingml/2006/picture">
+                  <pic:nvPicPr>
+                    <pic:cNvPr id="1000883994" name=""/>
+                    <pic:cNvPicPr/>
+                  </pic:nvPicPr>
+                  <pic:blipFill>
+                    <a:blip r:embed="rId23"/>
+                    <a:stretch>
+                      <a:fillRect/>
+                    </a:stretch>
+                  </pic:blipFill>
+                  <pic:spPr>
+                    <a:xfrm>
+                      <a:off x="0" y="0"/>
+                      <a:ext cx="5182323" cy="5458587"/>
+                    </a:xfrm>
+                    <a:prstGeom prst="rect">
+                      <a:avLst/>
+                    </a:prstGeom>
+                  </pic:spPr>
+                </pic:pic>
+              </a:graphicData>
+            </a:graphic>
+          </wp:inline>
+        </w:drawing>
+      </w:r>
+    </w:p>
+    <w:p/>
+    <w:p/>
+    <w:p>
+      <w:r>
+        <w:lastRenderedPageBreak/>
+        <w:t>24. Nombre de los ciclistas que no hayan ganado ninguna etapa.</w:t>
+      </w:r>
     </w:p>
     <w:p>
       <w:r>
         <w:rPr>
           <w:noProof/>
-          <w:lang w:eastAsia="es-ES"/>
         </w:rPr>
         <w:drawing>
-          <wp:inline distT="0" distB="0" distL="0" distR="0" wp14:anchorId="1C41F9B3" wp14:editId="6FD41700">
-            <wp:extent cx="3785354" cy="3238500"/>
-            <wp:effectExtent l="0" t="0" r="5715" b="0"/>
-            <wp:docPr id="23" name="Imagen 23"/>
-            <wp:cNvGraphicFramePr>
-              <a:graphicFrameLocks xmlns:a="http://schemas.openxmlformats.org/drawingml/2006/main" noChangeAspect="1"/>
-            </wp:cNvGraphicFramePr>
-            <a:graphic xmlns:a="http://schemas.openxmlformats.org/drawingml/2006/main">
-              <a:graphicData uri="http://schemas.openxmlformats.org/drawingml/2006/picture">
-                <pic:pic xmlns:pic="http://schemas.openxmlformats.org/drawingml/2006/picture">
-                  <pic:nvPicPr>
-                    <pic:cNvPr id="1" name=""/>
-                    <pic:cNvPicPr/>
-                  </pic:nvPicPr>
-                  <pic:blipFill>
-                    <a:blip r:embed="rId23"/>
-                    <a:stretch>
-                      <a:fillRect/>
-                    </a:stretch>
-                  </pic:blipFill>
-                  <pic:spPr>
-                    <a:xfrm>
-                      <a:off x="0" y="0"/>
-                      <a:ext cx="3825656" cy="3272980"/>
-                    </a:xfrm>
-                    <a:prstGeom prst="rect">
-                      <a:avLst/>
-                    </a:prstGeom>
-                  </pic:spPr>
-                </pic:pic>
-              </a:graphicData>
-            </a:graphic>
-          </wp:inline>
-        </w:drawing>
-      </w:r>
-    </w:p>
-    <w:p>
-      <w:r>
-        <w:lastRenderedPageBreak/>
-        <w:t>24. Nombre de los ciclistas que no hayan ganado ninguna etapa.</w:t>
-      </w:r>
-    </w:p>
-    <w:p>
-      <w:r>
-        <w:drawing>
-          <wp:inline distT="0" distB="0" distL="0" distR="0" wp14:anchorId="28872CC6" wp14:editId="5557501F">
+          <wp:inline distT="0" distB="0" distL="0" distR="0" wp14:anchorId="6AFB68DD" wp14:editId="49F2DFBE">
             <wp:extent cx="5400040" cy="3794125"/>
             <wp:effectExtent l="0" t="0" r="0" b="0"/>
             <wp:docPr id="3" name="Imagen 3"/>
@@ -1102,8 +1071,11 @@
     </w:p>
     <w:p>
       <w:r>
-        <w:drawing>
-          <wp:inline distT="0" distB="0" distL="0" distR="0" wp14:anchorId="0B0287EF" wp14:editId="206CE24F">
+        <w:rPr>
+          <w:noProof/>
+        </w:rPr>
+        <w:drawing>
+          <wp:inline distT="0" distB="0" distL="0" distR="0" wp14:anchorId="057E66CD" wp14:editId="5D3A73BA">
             <wp:extent cx="5400040" cy="3646170"/>
             <wp:effectExtent l="0" t="0" r="0" b="0"/>
             <wp:docPr id="6" name="Imagen 6"/>
@@ -1148,8 +1120,11 @@
     </w:p>
     <w:p>
       <w:r>
-        <w:drawing>
-          <wp:inline distT="0" distB="0" distL="0" distR="0" wp14:anchorId="7092E1A6" wp14:editId="50EFA525">
+        <w:rPr>
+          <w:noProof/>
+        </w:rPr>
+        <w:drawing>
+          <wp:inline distT="0" distB="0" distL="0" distR="0" wp14:anchorId="26769BAF" wp14:editId="2F3F5EBE">
             <wp:extent cx="5400040" cy="1104900"/>
             <wp:effectExtent l="0" t="0" r="0" b="0"/>
             <wp:docPr id="7" name="Imagen 7"/>
@@ -1188,272 +1163,292 @@
     <w:p/>
     <w:p>
       <w:r>
-        <w:t xml:space="preserve">27. ¿Qué ciclistas han llevado el mismo maillot que Miguel </w:t>
+        <w:t>27. ¿Qué ciclistas han llevado el mismo maillot que Miguel Indurain?</w:t>
+      </w:r>
+    </w:p>
+    <w:p>
+      <w:r>
+        <w:drawing>
+          <wp:inline distT="0" distB="0" distL="0" distR="0" wp14:anchorId="14C91BE6" wp14:editId="56886CAF">
+            <wp:extent cx="5400040" cy="1113155"/>
+            <wp:effectExtent l="0" t="0" r="0" b="0"/>
+            <wp:docPr id="1798042255" name="Imagen 1"/>
+            <wp:cNvGraphicFramePr>
+              <a:graphicFrameLocks xmlns:a="http://schemas.openxmlformats.org/drawingml/2006/main" noChangeAspect="1"/>
+            </wp:cNvGraphicFramePr>
+            <a:graphic xmlns:a="http://schemas.openxmlformats.org/drawingml/2006/main">
+              <a:graphicData uri="http://schemas.openxmlformats.org/drawingml/2006/picture">
+                <pic:pic xmlns:pic="http://schemas.openxmlformats.org/drawingml/2006/picture">
+                  <pic:nvPicPr>
+                    <pic:cNvPr id="1798042255" name=""/>
+                    <pic:cNvPicPr/>
+                  </pic:nvPicPr>
+                  <pic:blipFill>
+                    <a:blip r:embed="rId27"/>
+                    <a:stretch>
+                      <a:fillRect/>
+                    </a:stretch>
+                  </pic:blipFill>
+                  <pic:spPr>
+                    <a:xfrm>
+                      <a:off x="0" y="0"/>
+                      <a:ext cx="5400040" cy="1113155"/>
+                    </a:xfrm>
+                    <a:prstGeom prst="rect">
+                      <a:avLst/>
+                    </a:prstGeom>
+                  </pic:spPr>
+                </pic:pic>
+              </a:graphicData>
+            </a:graphic>
+          </wp:inline>
+        </w:drawing>
+      </w:r>
+    </w:p>
+    <w:p/>
+    <w:p>
+      <w:r>
+        <w:t>28. De cada equipo obtener la edad media, la máxima edad y la mínima edad.</w:t>
+      </w:r>
+    </w:p>
+    <w:p>
+      <w:r>
+        <w:t xml:space="preserve">29. Nombre de aquellos ciclistas que tengan una edad entre 25 y 30 años y </w:t>
+      </w:r>
+      <w:r>
+        <w:t>que no</w:t>
+      </w:r>
+      <w:r>
+        <w:t xml:space="preserve"> pertenezcan a los equipos Kelme y Banesto.</w:t>
+      </w:r>
+    </w:p>
+    <w:p>
+      <w:r>
+        <w:t>30. Nombre de los ciclistas que han ganado la etapa que comienza en Zamora</w:t>
+      </w:r>
+    </w:p>
+    <w:p>
+      <w:r>
+        <w:t>31. Obtén el nombre y la categoría de los puertos ganados por ciclistas del</w:t>
+      </w:r>
+      <w:r>
+        <w:t xml:space="preserve"> </w:t>
+      </w:r>
+      <w:r>
+        <w:t xml:space="preserve">equipo </w:t>
       </w:r>
       <w:proofErr w:type="spellStart"/>
       <w:r>
-        <w:t>Indurain</w:t>
+        <w:t>ʻBanestoʼ</w:t>
       </w:r>
       <w:proofErr w:type="spellEnd"/>
       <w:r>
-        <w:t>?</w:t>
-      </w:r>
-    </w:p>
-    <w:p>
-      <w:r>
-        <w:t>28. De cada equipo obtener la edad media, la máxima edad y la mínima edad.</w:t>
-      </w:r>
-    </w:p>
-    <w:p>
-      <w:r>
-        <w:t xml:space="preserve">29. Nombre de aquellos ciclistas que tengan una edad entre 25 y 30 años y </w:t>
-      </w:r>
-      <w:r>
-        <w:t>que no</w:t>
-      </w:r>
-      <w:r>
-        <w:t xml:space="preserve"> pertenezcan a los equipos </w:t>
+        <w:t>.</w:t>
+      </w:r>
+    </w:p>
+    <w:p>
+      <w:r>
+        <w:t>32. Obtener el nombre de cada puerto indicando el número (</w:t>
       </w:r>
       <w:proofErr w:type="spellStart"/>
       <w:r>
-        <w:t>Kelme</w:t>
+        <w:t>netapa</w:t>
       </w:r>
       <w:proofErr w:type="spellEnd"/>
       <w:r>
-        <w:t xml:space="preserve"> y Banesto.</w:t>
-      </w:r>
-    </w:p>
-    <w:p>
-      <w:r>
-        <w:t>30. Nombre de los ciclistas que han ganado la etapa que comienza en Zamora</w:t>
-      </w:r>
-    </w:p>
-    <w:p>
-      <w:r>
-        <w:t>31. Obtén el nombre y la categoría de los puertos ganados por ciclistas del</w:t>
+        <w:t>) y los kilómetros de la etapa en la que se encuentra el puerto.</w:t>
+      </w:r>
+    </w:p>
+    <w:p>
+      <w:r>
+        <w:t>33. Obtener el nombre de los ciclistas con el color de cada maillot que hayan llevado.</w:t>
+      </w:r>
+    </w:p>
+    <w:p>
+      <w:r>
+        <w:t>34. Obtener pares de nombre de ciclista y número de etapa tal que ese ciclista haya ganado esa etapa habiendo llevado el maillot de color amarillo al menos una vez.</w:t>
+      </w:r>
+    </w:p>
+    <w:p>
+      <w:r>
+        <w:t xml:space="preserve">35. Obtener el valor del atributo </w:t>
+      </w:r>
+      <w:proofErr w:type="spellStart"/>
+      <w:r>
+        <w:t>netapa</w:t>
+      </w:r>
+      <w:proofErr w:type="spellEnd"/>
+      <w:r>
+        <w:t xml:space="preserve"> de las etapas que no comienzan en la misma ciudad en que acabó la anterior etapa.</w:t>
+      </w:r>
+    </w:p>
+    <w:p>
+      <w:r>
+        <w:t xml:space="preserve">36. Obtener el valor del atributo </w:t>
+      </w:r>
+      <w:proofErr w:type="spellStart"/>
+      <w:r>
+        <w:t>netapa</w:t>
+      </w:r>
+      <w:proofErr w:type="spellEnd"/>
+      <w:r>
+        <w:t xml:space="preserve"> y la ciudad de salida de aquellas etapas que no tengan puertos de montaña.</w:t>
+      </w:r>
+    </w:p>
+    <w:p>
+      <w:r>
+        <w:t>37. Obtener la edad media de los ciclistas que han ganado alguna etapa.</w:t>
+      </w:r>
+    </w:p>
+    <w:p>
+      <w:r>
+        <w:t>38. Selecciona el nombre de los puertos con una altura superior a la altura media de todos los puertos.</w:t>
+      </w:r>
+    </w:p>
+    <w:p>
+      <w:r>
+        <w:t>39. Obtener el nombre de la ciudad de salida y de llegada de las etapas donde estén los puertos con mayor pendiente.</w:t>
+      </w:r>
+    </w:p>
+    <w:p>
+      <w:r>
+        <w:t>40. Obtener el dorsal y el nombre de los ciclistas que han ganado los puertos de mayor altura.</w:t>
+      </w:r>
+    </w:p>
+    <w:p>
+      <w:r>
+        <w:t>41. Obtener el nombre del ciclista más joven que ha ganado al menos una etapa.</w:t>
+      </w:r>
+    </w:p>
+    <w:p>
+      <w:r>
+        <w:lastRenderedPageBreak/>
+        <w:t xml:space="preserve">42. Obtener el valor del atributo </w:t>
+      </w:r>
+      <w:proofErr w:type="spellStart"/>
+      <w:r>
+        <w:t>netapa</w:t>
+      </w:r>
+      <w:proofErr w:type="spellEnd"/>
+      <w:r>
+        <w:t xml:space="preserve"> de aquellas etapas tales que todos los puertos que están en ellas tienen más de 700 metros de altura.</w:t>
+      </w:r>
+    </w:p>
+    <w:p>
+      <w:r>
+        <w:t>43. Obtener el nombre y el director de los equipos tales que todos sus ciclistas son mayores de 20 años.</w:t>
+      </w:r>
+    </w:p>
+    <w:p>
+      <w:r>
+        <w:t>44. Obtener el dorsal y el nombre de los ciclistas tales que todas las etapas que han ganado tienen más de 170 km (es decir que sólo han ganado etapas de más de 170 km).</w:t>
+      </w:r>
+    </w:p>
+    <w:p>
+      <w:r>
+        <w:t>45. Obtener el nombre de los ciclistas que han ganado todos los puertos de una etapa y además han ganado esa misma etapa.</w:t>
+      </w:r>
+    </w:p>
+    <w:p>
+      <w:r>
+        <w:t>46. Obtener el nombre de los equipos tales que todos sus corredores han llevado algún maillot o han ganado algún puerto.</w:t>
+      </w:r>
+    </w:p>
+    <w:p>
+      <w:r>
+        <w:t>47. Obtener el código y el color de aquellos maillots que sólo han sido llevados por ciclistas de un mismo equipo.</w:t>
+      </w:r>
+    </w:p>
+    <w:p>
+      <w:r>
+        <w:t>48. Obtener el nombre de aquellos equipos tal que sus ciclistas sólo hayan ganado puertos de 1ª categoría.</w:t>
+      </w:r>
+    </w:p>
+    <w:p>
+      <w:r>
+        <w:t xml:space="preserve">49. Obtener el valor del atributo </w:t>
+      </w:r>
+      <w:proofErr w:type="spellStart"/>
+      <w:r>
+        <w:t>netapa</w:t>
+      </w:r>
+      <w:proofErr w:type="spellEnd"/>
+      <w:r>
+        <w:t xml:space="preserve"> de aquellas etapas que tienen puertos de montaña indicando cuántos tiene.</w:t>
+      </w:r>
+    </w:p>
+    <w:p>
+      <w:r>
+        <w:t>50. Obtener el nombre de todos los equipos indicando cuántos ciclistas tiene cada uno.</w:t>
+      </w:r>
+    </w:p>
+    <w:p>
+      <w:r>
+        <w:t>51. Obtener el director y el nombre de los equipos que tengan más de 3 ciclistas y cuya edad media sea igual o inferior a 30 años.</w:t>
+      </w:r>
+    </w:p>
+    <w:p>
+      <w:r>
+        <w:t>52. Obtener el nombre de los ciclistas que pertenezcan a un equipo que tenga más de cinco corredores y que hayan ganado alguna etapa indicando cuántas etapas ha ganado.</w:t>
+      </w:r>
+    </w:p>
+    <w:p>
+      <w:r>
+        <w:t>53. Obtener el nombre de los equipos y la edad media de sus ciclistas de</w:t>
       </w:r>
       <w:r>
         <w:t xml:space="preserve"> </w:t>
       </w:r>
       <w:r>
-        <w:t xml:space="preserve">equipo </w:t>
+        <w:t>aquellos equipos que tengan la media de edad máxima de todos los equipos.</w:t>
+      </w:r>
+    </w:p>
+    <w:p>
+      <w:r>
+        <w:t>54. Obtener el director de los equipos cuyos ciclistas han llevado más días maillots de cualquier tipo.</w:t>
+      </w:r>
+    </w:p>
+    <w:p>
+      <w:r>
+        <w:t>55. Obtener el código y el color del maillot que ha sido llevado por algún ciclista que no ha ganado ninguna etapa.</w:t>
+      </w:r>
+    </w:p>
+    <w:p>
+      <w:r>
+        <w:t xml:space="preserve">56. Obtener el valor del atributo </w:t>
       </w:r>
       <w:proofErr w:type="spellStart"/>
       <w:r>
-        <w:t>ʻBanestoʼ</w:t>
+        <w:t>netapa</w:t>
       </w:r>
       <w:proofErr w:type="spellEnd"/>
       <w:r>
-        <w:t>.</w:t>
-      </w:r>
-    </w:p>
-    <w:p>
-      <w:r>
-        <w:t>32. Obtener el nombre de cada puerto indicando el número (</w:t>
-      </w:r>
-      <w:proofErr w:type="spellStart"/>
-      <w:r>
-        <w:t>netapa</w:t>
-      </w:r>
-      <w:proofErr w:type="spellEnd"/>
-      <w:r>
-        <w:t>) y los kilómetros de la etapa en la que se encuentra el puerto.</w:t>
-      </w:r>
-    </w:p>
-    <w:p>
-      <w:r>
-        <w:t>33. Obtener el nombre de los ciclistas con el color de cada maillot que hayan llevado.</w:t>
-      </w:r>
-    </w:p>
-    <w:p>
-      <w:r>
-        <w:t>34. Obtener pares de nombre de ciclista y número de etapa tal que ese ciclista haya ganado esa etapa habiendo lle</w:t>
-      </w:r>
-      <w:bookmarkStart w:id="0" w:name="_GoBack"/>
-      <w:bookmarkEnd w:id="0"/>
-      <w:r>
-        <w:t>vado el maillot de color amarillo al menos una vez.</w:t>
-      </w:r>
-    </w:p>
-    <w:p>
-      <w:r>
-        <w:t xml:space="preserve">35. Obtener el valor del atributo </w:t>
-      </w:r>
-      <w:proofErr w:type="spellStart"/>
-      <w:r>
-        <w:t>netapa</w:t>
-      </w:r>
-      <w:proofErr w:type="spellEnd"/>
-      <w:r>
-        <w:t xml:space="preserve"> de las etapas que no comienzan en la misma ciudad en que acabó la anterior etapa.</w:t>
-      </w:r>
-    </w:p>
-    <w:p>
-      <w:r>
-        <w:t xml:space="preserve">36. Obtener el valor del atributo </w:t>
-      </w:r>
-      <w:proofErr w:type="spellStart"/>
-      <w:r>
-        <w:t>netapa</w:t>
-      </w:r>
-      <w:proofErr w:type="spellEnd"/>
-      <w:r>
-        <w:t xml:space="preserve"> y la ciudad de salida de aquellas etapas que no tengan puertos de montaña.</w:t>
-      </w:r>
-    </w:p>
-    <w:p>
-      <w:r>
-        <w:t>37. Obtener la edad media de los ciclistas que han ganado alguna etapa.</w:t>
-      </w:r>
-    </w:p>
-    <w:p>
-      <w:r>
-        <w:t>38. Selecciona el nombre de los puertos con una altura superior a la altura media de todos los puertos.</w:t>
-      </w:r>
-    </w:p>
-    <w:p>
-      <w:r>
-        <w:t>39. Obtener el nombre de la ciudad de salida y de llegada de las etapas donde estén los puertos con mayor pendiente.</w:t>
-      </w:r>
-    </w:p>
-    <w:p>
-      <w:r>
-        <w:t>40. Obtener el dorsal y el nombre de los ciclistas que han ganado los puertos de mayor altura.</w:t>
-      </w:r>
-    </w:p>
-    <w:p>
-      <w:r>
-        <w:t>41. Obtener el nombre del ciclista más joven que ha ganado al menos una etapa.</w:t>
-      </w:r>
-    </w:p>
-    <w:p>
-      <w:r>
-        <w:t xml:space="preserve">42. Obtener el valor del atributo </w:t>
-      </w:r>
-      <w:proofErr w:type="spellStart"/>
-      <w:r>
-        <w:t>netapa</w:t>
-      </w:r>
-      <w:proofErr w:type="spellEnd"/>
-      <w:r>
-        <w:t xml:space="preserve"> de aquellas etapas tales que todos los puertos que están en ellas tienen más de 700 metros de altura.</w:t>
-      </w:r>
-    </w:p>
-    <w:p>
-      <w:r>
-        <w:t>43. Obtener el nombre y el director de los equipos tales que todos sus ciclistas son mayores de 20 años.</w:t>
-      </w:r>
-    </w:p>
-    <w:p>
-      <w:r>
-        <w:t>44. Obtener el dorsal y el nombre de los ciclistas tales que todas las etapas que han ganado tienen más de 170 km (es decir que sólo han ganado etapas de más de 170 km).</w:t>
+        <w:t>, la ciudad de salida y la ciudad de llegada de las etapas de más de 190 km y que tengan por lo menos dos puertos.</w:t>
+      </w:r>
+    </w:p>
+    <w:p>
+      <w:r>
+        <w:t>57. Obtener el dorsal y el nombre de los ciclistas que no han llevado todos los maillots que ha llevado el ciclista de dorsal 2.</w:t>
+      </w:r>
+    </w:p>
+    <w:p>
+      <w:r>
+        <w:t>58. Obtener el dorsal y el nombre de los ciclistas que han llevado al menos un maillot de los que ha llevado el ciclista de dorsal 2.</w:t>
+      </w:r>
+    </w:p>
+    <w:p>
+      <w:r>
+        <w:t>59. Obtener el dorsal y el nombre de los ciclistas que no han llevado ningún maillot de los que ha llevado el ciclista de dorsal 2.</w:t>
+      </w:r>
+    </w:p>
+    <w:p>
+      <w:r>
+        <w:t>60. Obtener el dorsal y nombre de los ciclistas que han llevado exactamente los mismos maillots que ha llevado el ciclista de dorsal 1.</w:t>
       </w:r>
     </w:p>
     <w:p>
       <w:r>
         <w:lastRenderedPageBreak/>
-        <w:t>45. Obtener el nombre de los ciclistas que han ganado todos los puertos de una etapa y además han ganado esa misma etapa.</w:t>
-      </w:r>
-    </w:p>
-    <w:p>
-      <w:r>
-        <w:t>46. Obtener el nombre de los equipos tales que todos sus corredores han llevado algún maillot o han ganado algún puerto.</w:t>
-      </w:r>
-    </w:p>
-    <w:p>
-      <w:r>
-        <w:t>47. Obtener el código y el color de aquellos maillots que sólo han sido llevados por ciclistas de un mismo equipo.</w:t>
-      </w:r>
-    </w:p>
-    <w:p>
-      <w:r>
-        <w:t>48. Obtener el nombre de aquellos equipos tal que sus ciclistas sólo hayan ganado puertos de 1ª categoría.</w:t>
-      </w:r>
-    </w:p>
-    <w:p>
-      <w:r>
-        <w:t xml:space="preserve">49. Obtener el valor del atributo </w:t>
-      </w:r>
-      <w:proofErr w:type="spellStart"/>
-      <w:r>
-        <w:t>netapa</w:t>
-      </w:r>
-      <w:proofErr w:type="spellEnd"/>
-      <w:r>
-        <w:t xml:space="preserve"> de aquellas etapas que tienen puertos de montaña indicando cuántos tiene.</w:t>
-      </w:r>
-    </w:p>
-    <w:p>
-      <w:r>
-        <w:t>50. Obtener el nombre de todos los equipos indicando cuántos ciclistas tiene cada uno.</w:t>
-      </w:r>
-    </w:p>
-    <w:p>
-      <w:r>
-        <w:t>51. Obtener el director y el nombre de los equipos que tengan más de 3 ciclistas y cuya edad media sea igual o inferior a 30 años.</w:t>
-      </w:r>
-    </w:p>
-    <w:p>
-      <w:r>
-        <w:t>52. Obtener el nombre de los ciclistas que pertenezcan a un equipo que tenga más de cinco corredores y que hayan ganado alguna etapa indicando cuántas etapas ha ganado.</w:t>
-      </w:r>
-    </w:p>
-    <w:p>
-      <w:r>
-        <w:t>53. Obtener el nombre de los equipos y la edad media de sus ciclistas de</w:t>
-      </w:r>
-      <w:r>
-        <w:t xml:space="preserve"> </w:t>
-      </w:r>
-      <w:r>
-        <w:t>aquellos equipos que tengan la media de edad máxima de todos los equipos.</w:t>
-      </w:r>
-    </w:p>
-    <w:p>
-      <w:r>
-        <w:t>54. Obtener el director de los equipos cuyos ciclistas han llevado más días maillots de cualquier tipo.</w:t>
-      </w:r>
-    </w:p>
-    <w:p>
-      <w:r>
-        <w:t>55. Obtener el código y el color del maillot que ha sido llevado por algún ciclista que no ha ganado ninguna etapa.</w:t>
-      </w:r>
-    </w:p>
-    <w:p>
-      <w:r>
-        <w:t xml:space="preserve">56. Obtener el valor del atributo </w:t>
-      </w:r>
-      <w:proofErr w:type="spellStart"/>
-      <w:r>
-        <w:t>netapa</w:t>
-      </w:r>
-      <w:proofErr w:type="spellEnd"/>
-      <w:r>
-        <w:t>, la ciudad de salida y la ciudad de llegada de las etapas de más de 190 km y que tengan por lo menos dos puertos.</w:t>
-      </w:r>
-    </w:p>
-    <w:p>
-      <w:r>
-        <w:t>57. Obtener el dorsal y el nombre de los ciclistas que no han llevado todos los maillots que ha llevado el ciclista de dorsal 2.</w:t>
-      </w:r>
-    </w:p>
-    <w:p>
-      <w:r>
-        <w:t>58. Obtener el dorsal y el nombre de los ciclistas que han llevado al menos un maillot de los que ha llevado el ciclista de dorsal 2.</w:t>
-      </w:r>
-    </w:p>
-    <w:p>
-      <w:r>
-        <w:t>59. Obtener el dorsal y el nombre de los ciclistas que no han llevado ningún maillot de los que ha llevado el ciclista de dorsal 2.</w:t>
-      </w:r>
-    </w:p>
-    <w:p>
-      <w:r>
-        <w:t>60. Obtener el dorsal y nombre de los ciclistas que han llevado exactamente los mismos maillots que ha llevado el ciclista de dorsal 1.</w:t>
-      </w:r>
-    </w:p>
-    <w:p>
-      <w:r>
         <w:t>61. Obtener el dorsal y el nombre del ciclista que ha llevado durante más kilómetros un mismo maillot e indicar también el color de dicho maillot.</w:t>
       </w:r>
     </w:p>
@@ -1486,7 +1481,7 @@
 </file>
 
 <file path=word/styles.xml><?xml version="1.0" encoding="utf-8"?>
-<w:styles xmlns:mc="http://schemas.openxmlformats.org/markup-compatibility/2006" xmlns:r="http://schemas.openxmlformats.org/officeDocument/2006/relationships" xmlns:w="http://schemas.openxmlformats.org/wordprocessingml/2006/main" xmlns:w14="http://schemas.microsoft.com/office/word/2010/wordml" xmlns:w15="http://schemas.microsoft.com/office/word/2012/wordml" xmlns:w16se="http://schemas.microsoft.com/office/word/2015/wordml/symex" mc:Ignorable="w14 w15 w16se">
+<w:styles xmlns:mc="http://schemas.openxmlformats.org/markup-compatibility/2006" xmlns:r="http://schemas.openxmlformats.org/officeDocument/2006/relationships" xmlns:w="http://schemas.openxmlformats.org/wordprocessingml/2006/main" xmlns:w14="http://schemas.microsoft.com/office/word/2010/wordml" xmlns:w15="http://schemas.microsoft.com/office/word/2012/wordml" xmlns:w16cex="http://schemas.microsoft.com/office/word/2018/wordml/cex" xmlns:w16cid="http://schemas.microsoft.com/office/word/2016/wordml/cid" xmlns:w16="http://schemas.microsoft.com/office/word/2018/wordml" xmlns:w16sdtdh="http://schemas.microsoft.com/office/word/2020/wordml/sdtdatahash" xmlns:w16se="http://schemas.microsoft.com/office/word/2015/wordml/symex" mc:Ignorable="w14 w15 w16se w16cid w16 w16cex w16sdtdh">
   <w:docDefaults>
     <w:rPrDefault>
       <w:rPr>
@@ -1502,7 +1497,7 @@
       </w:pPr>
     </w:pPrDefault>
   </w:docDefaults>
-  <w:latentStyles w:defLockedState="0" w:defUIPriority="99" w:defSemiHidden="0" w:defUnhideWhenUsed="0" w:defQFormat="0" w:count="371">
+  <w:latentStyles w:defLockedState="0" w:defUIPriority="99" w:defSemiHidden="0" w:defUnhideWhenUsed="0" w:defQFormat="0" w:count="376">
     <w:lsdException w:name="Normal" w:uiPriority="0" w:qFormat="1"/>
     <w:lsdException w:name="heading 1" w:uiPriority="9" w:qFormat="1"/>
     <w:lsdException w:name="heading 2" w:semiHidden="1" w:uiPriority="9" w:unhideWhenUsed="1" w:qFormat="1"/>
@@ -1874,6 +1869,11 @@
     <w:lsdException w:name="List Table 5 Dark Accent 6" w:uiPriority="50"/>
     <w:lsdException w:name="List Table 6 Colorful Accent 6" w:uiPriority="51"/>
     <w:lsdException w:name="List Table 7 Colorful Accent 6" w:uiPriority="52"/>
+    <w:lsdException w:name="Mention" w:semiHidden="1" w:unhideWhenUsed="1"/>
+    <w:lsdException w:name="Smart Hyperlink" w:semiHidden="1" w:unhideWhenUsed="1"/>
+    <w:lsdException w:name="Hashtag" w:semiHidden="1" w:unhideWhenUsed="1"/>
+    <w:lsdException w:name="Unresolved Mention" w:semiHidden="1" w:unhideWhenUsed="1"/>
+    <w:lsdException w:name="Smart Link" w:semiHidden="1" w:unhideWhenUsed="1"/>
   </w:latentStyles>
   <w:style w:type="paragraph" w:default="1" w:styleId="Normal">
     <w:name w:val="Normal"/>

--- a/Base de datos/UD09 - Combinación de tablas y unión de consultas/Tarea ciclismo/ciclismo.docx
+++ b/Base de datos/UD09 - Combinación de tablas y unión de consultas/Tarea ciclismo/ciclismo.docx
@@ -123,6 +123,9 @@
     </w:p>
     <w:p>
       <w:r>
+        <w:rPr>
+          <w:noProof/>
+        </w:rPr>
         <w:drawing>
           <wp:inline distT="0" distB="0" distL="0" distR="0" wp14:anchorId="57D58C20" wp14:editId="5BEEFBCF">
             <wp:extent cx="5400040" cy="1988185"/>
@@ -323,6 +326,9 @@
     </w:p>
     <w:p>
       <w:r>
+        <w:rPr>
+          <w:noProof/>
+        </w:rPr>
         <w:drawing>
           <wp:inline distT="0" distB="0" distL="0" distR="0" wp14:anchorId="62E8DE73" wp14:editId="1AAAD219">
             <wp:extent cx="5020376" cy="1752845"/>
@@ -371,6 +377,9 @@
     </w:p>
     <w:p>
       <w:r>
+        <w:rPr>
+          <w:noProof/>
+        </w:rPr>
         <w:drawing>
           <wp:inline distT="0" distB="0" distL="0" distR="0" wp14:anchorId="7EB9CCBD" wp14:editId="38F072C2">
             <wp:extent cx="4858428" cy="1724266"/>
@@ -416,6 +425,9 @@
     </w:p>
     <w:p>
       <w:r>
+        <w:rPr>
+          <w:noProof/>
+        </w:rPr>
         <w:drawing>
           <wp:inline distT="0" distB="0" distL="0" distR="0" wp14:anchorId="7959985E" wp14:editId="53924E8E">
             <wp:extent cx="5400040" cy="1294765"/>
@@ -622,6 +634,9 @@
     </w:p>
     <w:p>
       <w:r>
+        <w:rPr>
+          <w:noProof/>
+        </w:rPr>
         <w:drawing>
           <wp:inline distT="0" distB="0" distL="0" distR="0" wp14:anchorId="7F10F6C4" wp14:editId="3AC2D648">
             <wp:extent cx="5400040" cy="1242060"/>
@@ -976,6 +991,9 @@
     </w:p>
     <w:p>
       <w:r>
+        <w:rPr>
+          <w:noProof/>
+        </w:rPr>
         <w:drawing>
           <wp:inline distT="0" distB="0" distL="0" distR="0" wp14:anchorId="5FFFB3F2" wp14:editId="6FA7354F">
             <wp:extent cx="5182323" cy="5458587"/>
@@ -1168,6 +1186,9 @@
     </w:p>
     <w:p>
       <w:r>
+        <w:rPr>
+          <w:noProof/>
+        </w:rPr>
         <w:drawing>
           <wp:inline distT="0" distB="0" distL="0" distR="0" wp14:anchorId="14C91BE6" wp14:editId="56886CAF">
             <wp:extent cx="5400040" cy="1113155"/>
@@ -1213,6 +1234,46 @@
     </w:p>
     <w:p>
       <w:r>
+        <w:drawing>
+          <wp:inline distT="0" distB="0" distL="0" distR="0" wp14:anchorId="4F70794F" wp14:editId="36AC2D58">
+            <wp:extent cx="5400040" cy="1779905"/>
+            <wp:effectExtent l="0" t="0" r="0" b="0"/>
+            <wp:docPr id="910176356" name="Imagen 1"/>
+            <wp:cNvGraphicFramePr>
+              <a:graphicFrameLocks xmlns:a="http://schemas.openxmlformats.org/drawingml/2006/main" noChangeAspect="1"/>
+            </wp:cNvGraphicFramePr>
+            <a:graphic xmlns:a="http://schemas.openxmlformats.org/drawingml/2006/main">
+              <a:graphicData uri="http://schemas.openxmlformats.org/drawingml/2006/picture">
+                <pic:pic xmlns:pic="http://schemas.openxmlformats.org/drawingml/2006/picture">
+                  <pic:nvPicPr>
+                    <pic:cNvPr id="910176356" name=""/>
+                    <pic:cNvPicPr/>
+                  </pic:nvPicPr>
+                  <pic:blipFill>
+                    <a:blip r:embed="rId28"/>
+                    <a:stretch>
+                      <a:fillRect/>
+                    </a:stretch>
+                  </pic:blipFill>
+                  <pic:spPr>
+                    <a:xfrm>
+                      <a:off x="0" y="0"/>
+                      <a:ext cx="5400040" cy="1779905"/>
+                    </a:xfrm>
+                    <a:prstGeom prst="rect">
+                      <a:avLst/>
+                    </a:prstGeom>
+                  </pic:spPr>
+                </pic:pic>
+              </a:graphicData>
+            </a:graphic>
+          </wp:inline>
+        </w:drawing>
+      </w:r>
+    </w:p>
+    <w:p/>
+    <w:p>
+      <w:r>
         <w:t xml:space="preserve">29. Nombre de aquellos ciclistas que tengan una edad entre 25 y 30 años y </w:t>
       </w:r>
       <w:r>
@@ -1224,11 +1285,94 @@
     </w:p>
     <w:p>
       <w:r>
+        <w:drawing>
+          <wp:inline distT="0" distB="0" distL="0" distR="0" wp14:anchorId="0F70392A" wp14:editId="10EAD8AC">
+            <wp:extent cx="5400040" cy="1489710"/>
+            <wp:effectExtent l="0" t="0" r="0" b="0"/>
+            <wp:docPr id="970612065" name="Imagen 1"/>
+            <wp:cNvGraphicFramePr>
+              <a:graphicFrameLocks xmlns:a="http://schemas.openxmlformats.org/drawingml/2006/main" noChangeAspect="1"/>
+            </wp:cNvGraphicFramePr>
+            <a:graphic xmlns:a="http://schemas.openxmlformats.org/drawingml/2006/main">
+              <a:graphicData uri="http://schemas.openxmlformats.org/drawingml/2006/picture">
+                <pic:pic xmlns:pic="http://schemas.openxmlformats.org/drawingml/2006/picture">
+                  <pic:nvPicPr>
+                    <pic:cNvPr id="970612065" name=""/>
+                    <pic:cNvPicPr/>
+                  </pic:nvPicPr>
+                  <pic:blipFill>
+                    <a:blip r:embed="rId29"/>
+                    <a:stretch>
+                      <a:fillRect/>
+                    </a:stretch>
+                  </pic:blipFill>
+                  <pic:spPr>
+                    <a:xfrm>
+                      <a:off x="0" y="0"/>
+                      <a:ext cx="5400040" cy="1489710"/>
+                    </a:xfrm>
+                    <a:prstGeom prst="rect">
+                      <a:avLst/>
+                    </a:prstGeom>
+                  </pic:spPr>
+                </pic:pic>
+              </a:graphicData>
+            </a:graphic>
+          </wp:inline>
+        </w:drawing>
+      </w:r>
+    </w:p>
+    <w:p/>
+    <w:p/>
+    <w:p/>
+    <w:p>
+      <w:r>
+        <w:lastRenderedPageBreak/>
         <w:t>30. Nombre de los ciclistas que han ganado la etapa que comienza en Zamora</w:t>
       </w:r>
     </w:p>
     <w:p>
       <w:r>
+        <w:drawing>
+          <wp:inline distT="0" distB="0" distL="0" distR="0" wp14:anchorId="1F185E03" wp14:editId="0A0F504D">
+            <wp:extent cx="5400040" cy="820420"/>
+            <wp:effectExtent l="0" t="0" r="0" b="0"/>
+            <wp:docPr id="1330472023" name="Imagen 1"/>
+            <wp:cNvGraphicFramePr>
+              <a:graphicFrameLocks xmlns:a="http://schemas.openxmlformats.org/drawingml/2006/main" noChangeAspect="1"/>
+            </wp:cNvGraphicFramePr>
+            <a:graphic xmlns:a="http://schemas.openxmlformats.org/drawingml/2006/main">
+              <a:graphicData uri="http://schemas.openxmlformats.org/drawingml/2006/picture">
+                <pic:pic xmlns:pic="http://schemas.openxmlformats.org/drawingml/2006/picture">
+                  <pic:nvPicPr>
+                    <pic:cNvPr id="1330472023" name=""/>
+                    <pic:cNvPicPr/>
+                  </pic:nvPicPr>
+                  <pic:blipFill>
+                    <a:blip r:embed="rId30"/>
+                    <a:stretch>
+                      <a:fillRect/>
+                    </a:stretch>
+                  </pic:blipFill>
+                  <pic:spPr>
+                    <a:xfrm>
+                      <a:off x="0" y="0"/>
+                      <a:ext cx="5400040" cy="820420"/>
+                    </a:xfrm>
+                    <a:prstGeom prst="rect">
+                      <a:avLst/>
+                    </a:prstGeom>
+                  </pic:spPr>
+                </pic:pic>
+              </a:graphicData>
+            </a:graphic>
+          </wp:inline>
+        </w:drawing>
+      </w:r>
+    </w:p>
+    <w:p/>
+    <w:p>
+      <w:r>
         <w:t>31. Obtén el nombre y la categoría de los puertos ganados por ciclistas del</w:t>
       </w:r>
       <w:r>
@@ -1248,6 +1392,46 @@
     </w:p>
     <w:p>
       <w:r>
+        <w:drawing>
+          <wp:inline distT="0" distB="0" distL="0" distR="0" wp14:anchorId="20AB733E" wp14:editId="08C68D1F">
+            <wp:extent cx="5400040" cy="1120140"/>
+            <wp:effectExtent l="0" t="0" r="0" b="3810"/>
+            <wp:docPr id="495466748" name="Imagen 1"/>
+            <wp:cNvGraphicFramePr>
+              <a:graphicFrameLocks xmlns:a="http://schemas.openxmlformats.org/drawingml/2006/main" noChangeAspect="1"/>
+            </wp:cNvGraphicFramePr>
+            <a:graphic xmlns:a="http://schemas.openxmlformats.org/drawingml/2006/main">
+              <a:graphicData uri="http://schemas.openxmlformats.org/drawingml/2006/picture">
+                <pic:pic xmlns:pic="http://schemas.openxmlformats.org/drawingml/2006/picture">
+                  <pic:nvPicPr>
+                    <pic:cNvPr id="495466748" name=""/>
+                    <pic:cNvPicPr/>
+                  </pic:nvPicPr>
+                  <pic:blipFill>
+                    <a:blip r:embed="rId31"/>
+                    <a:stretch>
+                      <a:fillRect/>
+                    </a:stretch>
+                  </pic:blipFill>
+                  <pic:spPr>
+                    <a:xfrm>
+                      <a:off x="0" y="0"/>
+                      <a:ext cx="5400040" cy="1120140"/>
+                    </a:xfrm>
+                    <a:prstGeom prst="rect">
+                      <a:avLst/>
+                    </a:prstGeom>
+                  </pic:spPr>
+                </pic:pic>
+              </a:graphicData>
+            </a:graphic>
+          </wp:inline>
+        </w:drawing>
+      </w:r>
+    </w:p>
+    <w:p/>
+    <w:p>
+      <w:r>
         <w:t>32. Obtener el nombre de cada puerto indicando el número (</w:t>
       </w:r>
       <w:proofErr w:type="spellStart"/>
@@ -1261,11 +1445,95 @@
     </w:p>
     <w:p>
       <w:r>
+        <w:drawing>
+          <wp:inline distT="0" distB="0" distL="0" distR="0" wp14:anchorId="56658B4E" wp14:editId="3BDCC7CD">
+            <wp:extent cx="5400040" cy="1313815"/>
+            <wp:effectExtent l="0" t="0" r="0" b="635"/>
+            <wp:docPr id="9496998" name="Imagen 1"/>
+            <wp:cNvGraphicFramePr>
+              <a:graphicFrameLocks xmlns:a="http://schemas.openxmlformats.org/drawingml/2006/main" noChangeAspect="1"/>
+            </wp:cNvGraphicFramePr>
+            <a:graphic xmlns:a="http://schemas.openxmlformats.org/drawingml/2006/main">
+              <a:graphicData uri="http://schemas.openxmlformats.org/drawingml/2006/picture">
+                <pic:pic xmlns:pic="http://schemas.openxmlformats.org/drawingml/2006/picture">
+                  <pic:nvPicPr>
+                    <pic:cNvPr id="9496998" name=""/>
+                    <pic:cNvPicPr/>
+                  </pic:nvPicPr>
+                  <pic:blipFill>
+                    <a:blip r:embed="rId32"/>
+                    <a:stretch>
+                      <a:fillRect/>
+                    </a:stretch>
+                  </pic:blipFill>
+                  <pic:spPr>
+                    <a:xfrm>
+                      <a:off x="0" y="0"/>
+                      <a:ext cx="5400040" cy="1313815"/>
+                    </a:xfrm>
+                    <a:prstGeom prst="rect">
+                      <a:avLst/>
+                    </a:prstGeom>
+                  </pic:spPr>
+                </pic:pic>
+              </a:graphicData>
+            </a:graphic>
+          </wp:inline>
+        </w:drawing>
+      </w:r>
+    </w:p>
+    <w:p/>
+    <w:p>
+      <w:r>
         <w:t>33. Obtener el nombre de los ciclistas con el color de cada maillot que hayan llevado.</w:t>
       </w:r>
     </w:p>
     <w:p>
       <w:r>
+        <w:drawing>
+          <wp:inline distT="0" distB="0" distL="0" distR="0" wp14:anchorId="1695C58F" wp14:editId="50708435">
+            <wp:extent cx="5400040" cy="1580515"/>
+            <wp:effectExtent l="0" t="0" r="0" b="635"/>
+            <wp:docPr id="666418704" name="Imagen 1"/>
+            <wp:cNvGraphicFramePr>
+              <a:graphicFrameLocks xmlns:a="http://schemas.openxmlformats.org/drawingml/2006/main" noChangeAspect="1"/>
+            </wp:cNvGraphicFramePr>
+            <a:graphic xmlns:a="http://schemas.openxmlformats.org/drawingml/2006/main">
+              <a:graphicData uri="http://schemas.openxmlformats.org/drawingml/2006/picture">
+                <pic:pic xmlns:pic="http://schemas.openxmlformats.org/drawingml/2006/picture">
+                  <pic:nvPicPr>
+                    <pic:cNvPr id="666418704" name=""/>
+                    <pic:cNvPicPr/>
+                  </pic:nvPicPr>
+                  <pic:blipFill>
+                    <a:blip r:embed="rId33"/>
+                    <a:stretch>
+                      <a:fillRect/>
+                    </a:stretch>
+                  </pic:blipFill>
+                  <pic:spPr>
+                    <a:xfrm>
+                      <a:off x="0" y="0"/>
+                      <a:ext cx="5400040" cy="1580515"/>
+                    </a:xfrm>
+                    <a:prstGeom prst="rect">
+                      <a:avLst/>
+                    </a:prstGeom>
+                  </pic:spPr>
+                </pic:pic>
+              </a:graphicData>
+            </a:graphic>
+          </wp:inline>
+        </w:drawing>
+      </w:r>
+    </w:p>
+    <w:p/>
+    <w:p/>
+    <w:p/>
+    <w:p/>
+    <w:p>
+      <w:r>
+        <w:lastRenderedPageBreak/>
         <w:t>34. Obtener pares de nombre de ciclista y número de etapa tal que ese ciclista haya ganado esa etapa habiendo llevado el maillot de color amarillo al menos una vez.</w:t>
       </w:r>
     </w:p>
@@ -1297,137 +1565,339 @@
     </w:p>
     <w:p>
       <w:r>
+        <w:drawing>
+          <wp:inline distT="0" distB="0" distL="0" distR="0" wp14:anchorId="54FB1299" wp14:editId="2BE03608">
+            <wp:extent cx="5400040" cy="1285875"/>
+            <wp:effectExtent l="0" t="0" r="0" b="9525"/>
+            <wp:docPr id="2009769677" name="Imagen 1"/>
+            <wp:cNvGraphicFramePr>
+              <a:graphicFrameLocks xmlns:a="http://schemas.openxmlformats.org/drawingml/2006/main" noChangeAspect="1"/>
+            </wp:cNvGraphicFramePr>
+            <a:graphic xmlns:a="http://schemas.openxmlformats.org/drawingml/2006/main">
+              <a:graphicData uri="http://schemas.openxmlformats.org/drawingml/2006/picture">
+                <pic:pic xmlns:pic="http://schemas.openxmlformats.org/drawingml/2006/picture">
+                  <pic:nvPicPr>
+                    <pic:cNvPr id="2009769677" name=""/>
+                    <pic:cNvPicPr/>
+                  </pic:nvPicPr>
+                  <pic:blipFill>
+                    <a:blip r:embed="rId34"/>
+                    <a:stretch>
+                      <a:fillRect/>
+                    </a:stretch>
+                  </pic:blipFill>
+                  <pic:spPr>
+                    <a:xfrm>
+                      <a:off x="0" y="0"/>
+                      <a:ext cx="5400040" cy="1285875"/>
+                    </a:xfrm>
+                    <a:prstGeom prst="rect">
+                      <a:avLst/>
+                    </a:prstGeom>
+                  </pic:spPr>
+                </pic:pic>
+              </a:graphicData>
+            </a:graphic>
+          </wp:inline>
+        </w:drawing>
+      </w:r>
+    </w:p>
+    <w:p/>
+    <w:p>
+      <w:r>
         <w:t>37. Obtener la edad media de los ciclistas que han ganado alguna etapa.</w:t>
       </w:r>
     </w:p>
     <w:p>
       <w:r>
+        <w:drawing>
+          <wp:inline distT="0" distB="0" distL="0" distR="0" wp14:anchorId="0203AB21" wp14:editId="765E8746">
+            <wp:extent cx="5400040" cy="885190"/>
+            <wp:effectExtent l="0" t="0" r="0" b="0"/>
+            <wp:docPr id="88985604" name="Imagen 1"/>
+            <wp:cNvGraphicFramePr>
+              <a:graphicFrameLocks xmlns:a="http://schemas.openxmlformats.org/drawingml/2006/main" noChangeAspect="1"/>
+            </wp:cNvGraphicFramePr>
+            <a:graphic xmlns:a="http://schemas.openxmlformats.org/drawingml/2006/main">
+              <a:graphicData uri="http://schemas.openxmlformats.org/drawingml/2006/picture">
+                <pic:pic xmlns:pic="http://schemas.openxmlformats.org/drawingml/2006/picture">
+                  <pic:nvPicPr>
+                    <pic:cNvPr id="88985604" name=""/>
+                    <pic:cNvPicPr/>
+                  </pic:nvPicPr>
+                  <pic:blipFill>
+                    <a:blip r:embed="rId35"/>
+                    <a:stretch>
+                      <a:fillRect/>
+                    </a:stretch>
+                  </pic:blipFill>
+                  <pic:spPr>
+                    <a:xfrm>
+                      <a:off x="0" y="0"/>
+                      <a:ext cx="5400040" cy="885190"/>
+                    </a:xfrm>
+                    <a:prstGeom prst="rect">
+                      <a:avLst/>
+                    </a:prstGeom>
+                  </pic:spPr>
+                </pic:pic>
+              </a:graphicData>
+            </a:graphic>
+          </wp:inline>
+        </w:drawing>
+      </w:r>
+    </w:p>
+    <w:p/>
+    <w:p>
+      <w:r>
         <w:t>38. Selecciona el nombre de los puertos con una altura superior a la altura media de todos los puertos.</w:t>
       </w:r>
     </w:p>
     <w:p>
       <w:r>
+        <w:drawing>
+          <wp:inline distT="0" distB="0" distL="0" distR="0" wp14:anchorId="23681761" wp14:editId="440A8699">
+            <wp:extent cx="5400040" cy="1014730"/>
+            <wp:effectExtent l="0" t="0" r="0" b="0"/>
+            <wp:docPr id="1717973337" name="Imagen 1"/>
+            <wp:cNvGraphicFramePr>
+              <a:graphicFrameLocks xmlns:a="http://schemas.openxmlformats.org/drawingml/2006/main" noChangeAspect="1"/>
+            </wp:cNvGraphicFramePr>
+            <a:graphic xmlns:a="http://schemas.openxmlformats.org/drawingml/2006/main">
+              <a:graphicData uri="http://schemas.openxmlformats.org/drawingml/2006/picture">
+                <pic:pic xmlns:pic="http://schemas.openxmlformats.org/drawingml/2006/picture">
+                  <pic:nvPicPr>
+                    <pic:cNvPr id="1717973337" name=""/>
+                    <pic:cNvPicPr/>
+                  </pic:nvPicPr>
+                  <pic:blipFill>
+                    <a:blip r:embed="rId36"/>
+                    <a:stretch>
+                      <a:fillRect/>
+                    </a:stretch>
+                  </pic:blipFill>
+                  <pic:spPr>
+                    <a:xfrm>
+                      <a:off x="0" y="0"/>
+                      <a:ext cx="5400040" cy="1014730"/>
+                    </a:xfrm>
+                    <a:prstGeom prst="rect">
+                      <a:avLst/>
+                    </a:prstGeom>
+                  </pic:spPr>
+                </pic:pic>
+              </a:graphicData>
+            </a:graphic>
+          </wp:inline>
+        </w:drawing>
+      </w:r>
+    </w:p>
+    <w:p/>
+    <w:p>
+      <w:r>
         <w:t>39. Obtener el nombre de la ciudad de salida y de llegada de las etapas donde estén los puertos con mayor pendiente.</w:t>
       </w:r>
     </w:p>
     <w:p>
       <w:r>
+        <w:drawing>
+          <wp:inline distT="0" distB="0" distL="0" distR="0" wp14:anchorId="1B927DB4" wp14:editId="2C8AC665">
+            <wp:extent cx="5400040" cy="1099185"/>
+            <wp:effectExtent l="0" t="0" r="0" b="5715"/>
+            <wp:docPr id="1459036296" name="Imagen 1"/>
+            <wp:cNvGraphicFramePr>
+              <a:graphicFrameLocks xmlns:a="http://schemas.openxmlformats.org/drawingml/2006/main" noChangeAspect="1"/>
+            </wp:cNvGraphicFramePr>
+            <a:graphic xmlns:a="http://schemas.openxmlformats.org/drawingml/2006/main">
+              <a:graphicData uri="http://schemas.openxmlformats.org/drawingml/2006/picture">
+                <pic:pic xmlns:pic="http://schemas.openxmlformats.org/drawingml/2006/picture">
+                  <pic:nvPicPr>
+                    <pic:cNvPr id="1459036296" name=""/>
+                    <pic:cNvPicPr/>
+                  </pic:nvPicPr>
+                  <pic:blipFill>
+                    <a:blip r:embed="rId37"/>
+                    <a:stretch>
+                      <a:fillRect/>
+                    </a:stretch>
+                  </pic:blipFill>
+                  <pic:spPr>
+                    <a:xfrm>
+                      <a:off x="0" y="0"/>
+                      <a:ext cx="5400040" cy="1099185"/>
+                    </a:xfrm>
+                    <a:prstGeom prst="rect">
+                      <a:avLst/>
+                    </a:prstGeom>
+                  </pic:spPr>
+                </pic:pic>
+              </a:graphicData>
+            </a:graphic>
+          </wp:inline>
+        </w:drawing>
+      </w:r>
+    </w:p>
+    <w:p/>
+    <w:p/>
+    <w:p>
+      <w:r>
+        <w:lastRenderedPageBreak/>
         <w:t>40. Obtener el dorsal y el nombre de los ciclistas que han ganado los puertos de mayor altura.</w:t>
       </w:r>
     </w:p>
     <w:p>
       <w:r>
+        <w:drawing>
+          <wp:inline distT="0" distB="0" distL="0" distR="0" wp14:anchorId="4ACDFD0A" wp14:editId="71525DC0">
+            <wp:extent cx="5400040" cy="967740"/>
+            <wp:effectExtent l="0" t="0" r="0" b="3810"/>
+            <wp:docPr id="28647104" name="Imagen 1"/>
+            <wp:cNvGraphicFramePr>
+              <a:graphicFrameLocks xmlns:a="http://schemas.openxmlformats.org/drawingml/2006/main" noChangeAspect="1"/>
+            </wp:cNvGraphicFramePr>
+            <a:graphic xmlns:a="http://schemas.openxmlformats.org/drawingml/2006/main">
+              <a:graphicData uri="http://schemas.openxmlformats.org/drawingml/2006/picture">
+                <pic:pic xmlns:pic="http://schemas.openxmlformats.org/drawingml/2006/picture">
+                  <pic:nvPicPr>
+                    <pic:cNvPr id="28647104" name=""/>
+                    <pic:cNvPicPr/>
+                  </pic:nvPicPr>
+                  <pic:blipFill>
+                    <a:blip r:embed="rId38"/>
+                    <a:stretch>
+                      <a:fillRect/>
+                    </a:stretch>
+                  </pic:blipFill>
+                  <pic:spPr>
+                    <a:xfrm>
+                      <a:off x="0" y="0"/>
+                      <a:ext cx="5400040" cy="967740"/>
+                    </a:xfrm>
+                    <a:prstGeom prst="rect">
+                      <a:avLst/>
+                    </a:prstGeom>
+                  </pic:spPr>
+                </pic:pic>
+              </a:graphicData>
+            </a:graphic>
+          </wp:inline>
+        </w:drawing>
+      </w:r>
+    </w:p>
+    <w:p/>
+    <w:p>
+      <w:r>
         <w:t>41. Obtener el nombre del ciclista más joven que ha ganado al menos una etapa.</w:t>
       </w:r>
     </w:p>
     <w:p>
       <w:r>
+        <w:t xml:space="preserve">42. Obtener el valor del atributo </w:t>
+      </w:r>
+      <w:proofErr w:type="spellStart"/>
+      <w:r>
+        <w:t>netapa</w:t>
+      </w:r>
+      <w:proofErr w:type="spellEnd"/>
+      <w:r>
+        <w:t xml:space="preserve"> de aquellas etapas tales que todos los puertos que están en ellas tienen más de 700 metros de altura.</w:t>
+      </w:r>
+    </w:p>
+    <w:p>
+      <w:r>
+        <w:t>43. Obtener el nombre y el director de los equipos tales que todos sus ciclistas son mayores de 20 años.</w:t>
+      </w:r>
+    </w:p>
+    <w:p>
+      <w:r>
+        <w:t>44. Obtener el dorsal y el nombre de los ciclistas tales que todas las etapas que han ganado tienen más de 170 km (es decir que sólo han ganado etapas de más de 170 km).</w:t>
+      </w:r>
+    </w:p>
+    <w:p>
+      <w:r>
+        <w:t>45. Obtener el nombre de los ciclistas que han ganado todos los puertos de una etapa y además han ganado esa misma etapa.</w:t>
+      </w:r>
+    </w:p>
+    <w:p>
+      <w:r>
+        <w:t>46. Obtener el nombre de los equipos tales que todos sus corredores han llevado algún maillot o han ganado algún puerto.</w:t>
+      </w:r>
+    </w:p>
+    <w:p>
+      <w:r>
+        <w:t>47. Obtener el código y el color de aquellos maillots que sólo han sido llevados por ciclistas de un mismo equipo.</w:t>
+      </w:r>
+    </w:p>
+    <w:p>
+      <w:r>
+        <w:t>48. Obtener el nombre de aquellos equipos tal que sus ciclistas sólo hayan ganado puertos de 1ª categoría.</w:t>
+      </w:r>
+    </w:p>
+    <w:p>
+      <w:r>
+        <w:t xml:space="preserve">49. Obtener el valor del atributo </w:t>
+      </w:r>
+      <w:proofErr w:type="spellStart"/>
+      <w:r>
+        <w:t>netapa</w:t>
+      </w:r>
+      <w:proofErr w:type="spellEnd"/>
+      <w:r>
+        <w:t xml:space="preserve"> de aquellas etapas que tienen puertos de montaña indicando cuántos tiene.</w:t>
+      </w:r>
+    </w:p>
+    <w:p>
+      <w:r>
+        <w:t>50. Obtener el nombre de todos los equipos indicando cuántos ciclistas tiene cada uno.</w:t>
+      </w:r>
+    </w:p>
+    <w:p>
+      <w:r>
+        <w:t>51. Obtener el director y el nombre de los equipos que tengan más de 3 ciclistas y cuya edad media sea igual o inferior a 30 años.</w:t>
+      </w:r>
+    </w:p>
+    <w:p>
+      <w:r>
+        <w:t>52. Obtener el nombre de los ciclistas que pertenezcan a un equipo que tenga más de cinco corredores y que hayan ganado alguna etapa indicando cuántas etapas ha ganado.</w:t>
+      </w:r>
+    </w:p>
+    <w:p>
+      <w:r>
+        <w:t>53. Obtener el nombre de los equipos y la edad media de sus ciclistas de</w:t>
+      </w:r>
+      <w:r>
+        <w:t xml:space="preserve"> </w:t>
+      </w:r>
+      <w:r>
+        <w:t>aquellos equipos que tengan la media de edad máxima de todos los equipos.</w:t>
+      </w:r>
+    </w:p>
+    <w:p>
+      <w:r>
+        <w:t>54. Obtener el director de los equipos cuyos ciclistas han llevado más días maillots de cualquier tipo.</w:t>
+      </w:r>
+    </w:p>
+    <w:p>
+      <w:r>
+        <w:t>55. Obtener el código y el color del maillot que ha sido llevado por algún ciclista que no ha ganado ninguna etapa.</w:t>
+      </w:r>
+    </w:p>
+    <w:p>
+      <w:r>
+        <w:t xml:space="preserve">56. Obtener el valor del atributo </w:t>
+      </w:r>
+      <w:proofErr w:type="spellStart"/>
+      <w:r>
+        <w:t>netapa</w:t>
+      </w:r>
+      <w:proofErr w:type="spellEnd"/>
+      <w:r>
+        <w:t>, la ciudad de salida y la ciudad de llegada de las etapas de más de 190 km y que tengan por lo menos dos puertos.</w:t>
+      </w:r>
+    </w:p>
+    <w:p>
+      <w:r>
         <w:lastRenderedPageBreak/>
-        <w:t xml:space="preserve">42. Obtener el valor del atributo </w:t>
-      </w:r>
-      <w:proofErr w:type="spellStart"/>
-      <w:r>
-        <w:t>netapa</w:t>
-      </w:r>
-      <w:proofErr w:type="spellEnd"/>
-      <w:r>
-        <w:t xml:space="preserve"> de aquellas etapas tales que todos los puertos que están en ellas tienen más de 700 metros de altura.</w:t>
-      </w:r>
-    </w:p>
-    <w:p>
-      <w:r>
-        <w:t>43. Obtener el nombre y el director de los equipos tales que todos sus ciclistas son mayores de 20 años.</w:t>
-      </w:r>
-    </w:p>
-    <w:p>
-      <w:r>
-        <w:t>44. Obtener el dorsal y el nombre de los ciclistas tales que todas las etapas que han ganado tienen más de 170 km (es decir que sólo han ganado etapas de más de 170 km).</w:t>
-      </w:r>
-    </w:p>
-    <w:p>
-      <w:r>
-        <w:t>45. Obtener el nombre de los ciclistas que han ganado todos los puertos de una etapa y además han ganado esa misma etapa.</w:t>
-      </w:r>
-    </w:p>
-    <w:p>
-      <w:r>
-        <w:t>46. Obtener el nombre de los equipos tales que todos sus corredores han llevado algún maillot o han ganado algún puerto.</w:t>
-      </w:r>
-    </w:p>
-    <w:p>
-      <w:r>
-        <w:t>47. Obtener el código y el color de aquellos maillots que sólo han sido llevados por ciclistas de un mismo equipo.</w:t>
-      </w:r>
-    </w:p>
-    <w:p>
-      <w:r>
-        <w:t>48. Obtener el nombre de aquellos equipos tal que sus ciclistas sólo hayan ganado puertos de 1ª categoría.</w:t>
-      </w:r>
-    </w:p>
-    <w:p>
-      <w:r>
-        <w:t xml:space="preserve">49. Obtener el valor del atributo </w:t>
-      </w:r>
-      <w:proofErr w:type="spellStart"/>
-      <w:r>
-        <w:t>netapa</w:t>
-      </w:r>
-      <w:proofErr w:type="spellEnd"/>
-      <w:r>
-        <w:t xml:space="preserve"> de aquellas etapas que tienen puertos de montaña indicando cuántos tiene.</w:t>
-      </w:r>
-    </w:p>
-    <w:p>
-      <w:r>
-        <w:t>50. Obtener el nombre de todos los equipos indicando cuántos ciclistas tiene cada uno.</w:t>
-      </w:r>
-    </w:p>
-    <w:p>
-      <w:r>
-        <w:t>51. Obtener el director y el nombre de los equipos que tengan más de 3 ciclistas y cuya edad media sea igual o inferior a 30 años.</w:t>
-      </w:r>
-    </w:p>
-    <w:p>
-      <w:r>
-        <w:t>52. Obtener el nombre de los ciclistas que pertenezcan a un equipo que tenga más de cinco corredores y que hayan ganado alguna etapa indicando cuántas etapas ha ganado.</w:t>
-      </w:r>
-    </w:p>
-    <w:p>
-      <w:r>
-        <w:t>53. Obtener el nombre de los equipos y la edad media de sus ciclistas de</w:t>
-      </w:r>
-      <w:r>
-        <w:t xml:space="preserve"> </w:t>
-      </w:r>
-      <w:r>
-        <w:t>aquellos equipos que tengan la media de edad máxima de todos los equipos.</w:t>
-      </w:r>
-    </w:p>
-    <w:p>
-      <w:r>
-        <w:t>54. Obtener el director de los equipos cuyos ciclistas han llevado más días maillots de cualquier tipo.</w:t>
-      </w:r>
-    </w:p>
-    <w:p>
-      <w:r>
-        <w:t>55. Obtener el código y el color del maillot que ha sido llevado por algún ciclista que no ha ganado ninguna etapa.</w:t>
-      </w:r>
-    </w:p>
-    <w:p>
-      <w:r>
-        <w:t xml:space="preserve">56. Obtener el valor del atributo </w:t>
-      </w:r>
-      <w:proofErr w:type="spellStart"/>
-      <w:r>
-        <w:t>netapa</w:t>
-      </w:r>
-      <w:proofErr w:type="spellEnd"/>
-      <w:r>
-        <w:t>, la ciudad de salida y la ciudad de llegada de las etapas de más de 190 km y que tengan por lo menos dos puertos.</w:t>
-      </w:r>
-    </w:p>
-    <w:p>
-      <w:r>
         <w:t>57. Obtener el dorsal y el nombre de los ciclistas que no han llevado todos los maillots que ha llevado el ciclista de dorsal 2.</w:t>
       </w:r>
     </w:p>
@@ -1448,7 +1918,6 @@
     </w:p>
     <w:p>
       <w:r>
-        <w:lastRenderedPageBreak/>
         <w:t>61. Obtener el dorsal y el nombre del ciclista que ha llevado durante más kilómetros un mismo maillot e indicar también el color de dicho maillot.</w:t>
       </w:r>
     </w:p>

--- a/Base de datos/UD09 - Combinación de tablas y unión de consultas/Tarea ciclismo/ciclismo.docx
+++ b/Base de datos/UD09 - Combinación de tablas y unión de consultas/Tarea ciclismo/ciclismo.docx
@@ -53,15 +53,7 @@
     <w:p/>
     <w:p>
       <w:r>
-        <w:t xml:space="preserve">2. Obtener el dorsal y el nombre de los ciclistas cuya edad sea menor o </w:t>
-      </w:r>
-      <w:proofErr w:type="gramStart"/>
-      <w:r>
-        <w:t>igual  que</w:t>
-      </w:r>
-      <w:proofErr w:type="gramEnd"/>
-      <w:r>
-        <w:t xml:space="preserve"> 25 años.</w:t>
+        <w:t>2. Obtener el dorsal y el nombre de los ciclistas cuya edad sea menor o igual  que 25 años.</w:t>
       </w:r>
     </w:p>
     <w:p>
@@ -110,15 +102,7 @@
     <w:p/>
     <w:p>
       <w:r>
-        <w:t xml:space="preserve">3. Obtener el nombre y la altura de todos los puertos de categoría </w:t>
-      </w:r>
-      <w:proofErr w:type="spellStart"/>
-      <w:r>
-        <w:t>ʻEʼ</w:t>
-      </w:r>
-      <w:proofErr w:type="spellEnd"/>
-      <w:r>
-        <w:t xml:space="preserve"> (Especial).</w:t>
+        <w:t>3. Obtener el nombre y la altura de todos los puertos de categoría ʻEʼ (Especial).</w:t>
       </w:r>
     </w:p>
     <w:p>
@@ -166,15 +150,7 @@
     <w:p>
       <w:r>
         <w:lastRenderedPageBreak/>
-        <w:t xml:space="preserve">4. Obtener el valor del atributo </w:t>
-      </w:r>
-      <w:proofErr w:type="spellStart"/>
-      <w:r>
-        <w:t>netapa</w:t>
-      </w:r>
-      <w:proofErr w:type="spellEnd"/>
-      <w:r>
-        <w:t xml:space="preserve"> de aquellas etapas con salida y llegada en la misma ciudad.</w:t>
+        <w:t>4. Obtener el valor del atributo netapa de aquellas etapas con salida y llegada en la misma ciudad.</w:t>
       </w:r>
     </w:p>
     <w:p>
@@ -572,15 +548,7 @@
     <w:p/>
     <w:p>
       <w:r>
-        <w:t xml:space="preserve">12. ¿Cuántos ciclistas pertenecen al equipo </w:t>
-      </w:r>
-      <w:proofErr w:type="spellStart"/>
-      <w:r>
-        <w:t>Amore</w:t>
-      </w:r>
-      <w:proofErr w:type="spellEnd"/>
-      <w:r>
-        <w:t xml:space="preserve"> Vita?</w:t>
+        <w:t>12. ¿Cuántos ciclistas pertenecen al equipo Amore Vita?</w:t>
       </w:r>
     </w:p>
     <w:p>
@@ -1234,6 +1202,9 @@
     </w:p>
     <w:p>
       <w:r>
+        <w:rPr>
+          <w:noProof/>
+        </w:rPr>
         <w:drawing>
           <wp:inline distT="0" distB="0" distL="0" distR="0" wp14:anchorId="4F70794F" wp14:editId="36AC2D58">
             <wp:extent cx="5400040" cy="1779905"/>
@@ -1285,6 +1256,9 @@
     </w:p>
     <w:p>
       <w:r>
+        <w:rPr>
+          <w:noProof/>
+        </w:rPr>
         <w:drawing>
           <wp:inline distT="0" distB="0" distL="0" distR="0" wp14:anchorId="0F70392A" wp14:editId="10EAD8AC">
             <wp:extent cx="5400040" cy="1489710"/>
@@ -1333,6 +1307,9 @@
     </w:p>
     <w:p>
       <w:r>
+        <w:rPr>
+          <w:noProof/>
+        </w:rPr>
         <w:drawing>
           <wp:inline distT="0" distB="0" distL="0" distR="0" wp14:anchorId="1F185E03" wp14:editId="0A0F504D">
             <wp:extent cx="5400040" cy="820420"/>
@@ -1379,19 +1356,14 @@
         <w:t xml:space="preserve"> </w:t>
       </w:r>
       <w:r>
-        <w:t xml:space="preserve">equipo </w:t>
-      </w:r>
-      <w:proofErr w:type="spellStart"/>
-      <w:r>
-        <w:t>ʻBanestoʼ</w:t>
-      </w:r>
-      <w:proofErr w:type="spellEnd"/>
-      <w:r>
-        <w:t>.</w:t>
-      </w:r>
-    </w:p>
-    <w:p>
-      <w:r>
+        <w:t>equipo ʻBanestoʼ.</w:t>
+      </w:r>
+    </w:p>
+    <w:p>
+      <w:r>
+        <w:rPr>
+          <w:noProof/>
+        </w:rPr>
         <w:drawing>
           <wp:inline distT="0" distB="0" distL="0" distR="0" wp14:anchorId="20AB733E" wp14:editId="08C68D1F">
             <wp:extent cx="5400040" cy="1120140"/>
@@ -1432,19 +1404,14 @@
     <w:p/>
     <w:p>
       <w:r>
-        <w:t>32. Obtener el nombre de cada puerto indicando el número (</w:t>
-      </w:r>
-      <w:proofErr w:type="spellStart"/>
-      <w:r>
-        <w:t>netapa</w:t>
-      </w:r>
-      <w:proofErr w:type="spellEnd"/>
-      <w:r>
-        <w:t>) y los kilómetros de la etapa en la que se encuentra el puerto.</w:t>
-      </w:r>
-    </w:p>
-    <w:p>
-      <w:r>
+        <w:t>32. Obtener el nombre de cada puerto indicando el número (netapa) y los kilómetros de la etapa en la que se encuentra el puerto.</w:t>
+      </w:r>
+    </w:p>
+    <w:p>
+      <w:r>
+        <w:rPr>
+          <w:noProof/>
+        </w:rPr>
         <w:drawing>
           <wp:inline distT="0" distB="0" distL="0" distR="0" wp14:anchorId="56658B4E" wp14:editId="3BDCC7CD">
             <wp:extent cx="5400040" cy="1313815"/>
@@ -1490,6 +1457,9 @@
     </w:p>
     <w:p>
       <w:r>
+        <w:rPr>
+          <w:noProof/>
+        </w:rPr>
         <w:drawing>
           <wp:inline distT="0" distB="0" distL="0" distR="0" wp14:anchorId="1695C58F" wp14:editId="50708435">
             <wp:extent cx="5400040" cy="1580515"/>
@@ -1539,32 +1509,19 @@
     </w:p>
     <w:p>
       <w:r>
-        <w:t xml:space="preserve">35. Obtener el valor del atributo </w:t>
-      </w:r>
-      <w:proofErr w:type="spellStart"/>
-      <w:r>
-        <w:t>netapa</w:t>
-      </w:r>
-      <w:proofErr w:type="spellEnd"/>
-      <w:r>
-        <w:t xml:space="preserve"> de las etapas que no comienzan en la misma ciudad en que acabó la anterior etapa.</w:t>
-      </w:r>
-    </w:p>
-    <w:p>
-      <w:r>
-        <w:t xml:space="preserve">36. Obtener el valor del atributo </w:t>
-      </w:r>
-      <w:proofErr w:type="spellStart"/>
-      <w:r>
-        <w:t>netapa</w:t>
-      </w:r>
-      <w:proofErr w:type="spellEnd"/>
-      <w:r>
-        <w:t xml:space="preserve"> y la ciudad de salida de aquellas etapas que no tengan puertos de montaña.</w:t>
-      </w:r>
-    </w:p>
-    <w:p>
-      <w:r>
+        <w:t>35. Obtener el valor del atributo netapa de las etapas que no comienzan en la misma ciudad en que acabó la anterior etapa.</w:t>
+      </w:r>
+    </w:p>
+    <w:p>
+      <w:r>
+        <w:t>36. Obtener el valor del atributo netapa y la ciudad de salida de aquellas etapas que no tengan puertos de montaña.</w:t>
+      </w:r>
+    </w:p>
+    <w:p>
+      <w:r>
+        <w:rPr>
+          <w:noProof/>
+        </w:rPr>
         <w:drawing>
           <wp:inline distT="0" distB="0" distL="0" distR="0" wp14:anchorId="54FB1299" wp14:editId="2BE03608">
             <wp:extent cx="5400040" cy="1285875"/>
@@ -1610,6 +1567,9 @@
     </w:p>
     <w:p>
       <w:r>
+        <w:rPr>
+          <w:noProof/>
+        </w:rPr>
         <w:drawing>
           <wp:inline distT="0" distB="0" distL="0" distR="0" wp14:anchorId="0203AB21" wp14:editId="765E8746">
             <wp:extent cx="5400040" cy="885190"/>
@@ -1655,6 +1615,9 @@
     </w:p>
     <w:p>
       <w:r>
+        <w:rPr>
+          <w:noProof/>
+        </w:rPr>
         <w:drawing>
           <wp:inline distT="0" distB="0" distL="0" distR="0" wp14:anchorId="23681761" wp14:editId="440A8699">
             <wp:extent cx="5400040" cy="1014730"/>
@@ -1700,6 +1663,9 @@
     </w:p>
     <w:p>
       <w:r>
+        <w:rPr>
+          <w:noProof/>
+        </w:rPr>
         <w:drawing>
           <wp:inline distT="0" distB="0" distL="0" distR="0" wp14:anchorId="1B927DB4" wp14:editId="2C8AC665">
             <wp:extent cx="5400040" cy="1099185"/>
@@ -1747,117 +1713,465 @@
     </w:p>
     <w:p>
       <w:r>
-        <w:drawing>
-          <wp:inline distT="0" distB="0" distL="0" distR="0" wp14:anchorId="4ACDFD0A" wp14:editId="71525DC0">
-            <wp:extent cx="5400040" cy="967740"/>
+        <w:rPr>
+          <w:noProof/>
+        </w:rPr>
+        <w:drawing>
+          <wp:inline distT="0" distB="0" distL="0" distR="0" wp14:anchorId="4ACDFD0A" wp14:editId="028FDCDE">
+            <wp:extent cx="5231959" cy="937618"/>
+            <wp:effectExtent l="0" t="0" r="6985" b="0"/>
+            <wp:docPr id="28647104" name="Imagen 1"/>
+            <wp:cNvGraphicFramePr>
+              <a:graphicFrameLocks xmlns:a="http://schemas.openxmlformats.org/drawingml/2006/main" noChangeAspect="1"/>
+            </wp:cNvGraphicFramePr>
+            <a:graphic xmlns:a="http://schemas.openxmlformats.org/drawingml/2006/main">
+              <a:graphicData uri="http://schemas.openxmlformats.org/drawingml/2006/picture">
+                <pic:pic xmlns:pic="http://schemas.openxmlformats.org/drawingml/2006/picture">
+                  <pic:nvPicPr>
+                    <pic:cNvPr id="28647104" name=""/>
+                    <pic:cNvPicPr/>
+                  </pic:nvPicPr>
+                  <pic:blipFill>
+                    <a:blip r:embed="rId38"/>
+                    <a:stretch>
+                      <a:fillRect/>
+                    </a:stretch>
+                  </pic:blipFill>
+                  <pic:spPr>
+                    <a:xfrm>
+                      <a:off x="0" y="0"/>
+                      <a:ext cx="5243157" cy="939625"/>
+                    </a:xfrm>
+                    <a:prstGeom prst="rect">
+                      <a:avLst/>
+                    </a:prstGeom>
+                  </pic:spPr>
+                </pic:pic>
+              </a:graphicData>
+            </a:graphic>
+          </wp:inline>
+        </w:drawing>
+      </w:r>
+    </w:p>
+    <w:p/>
+    <w:p>
+      <w:r>
+        <w:t>41. Obtener el nombre del ciclista más joven que ha ganado al menos una etapa.</w:t>
+      </w:r>
+    </w:p>
+    <w:p>
+      <w:r>
+        <w:drawing>
+          <wp:inline distT="0" distB="0" distL="0" distR="0" wp14:anchorId="1444A6D2" wp14:editId="4B7CF0E2">
+            <wp:extent cx="5152446" cy="889439"/>
+            <wp:effectExtent l="0" t="0" r="0" b="6350"/>
+            <wp:docPr id="1207979211" name="Imagen 1"/>
+            <wp:cNvGraphicFramePr>
+              <a:graphicFrameLocks xmlns:a="http://schemas.openxmlformats.org/drawingml/2006/main" noChangeAspect="1"/>
+            </wp:cNvGraphicFramePr>
+            <a:graphic xmlns:a="http://schemas.openxmlformats.org/drawingml/2006/main">
+              <a:graphicData uri="http://schemas.openxmlformats.org/drawingml/2006/picture">
+                <pic:pic xmlns:pic="http://schemas.openxmlformats.org/drawingml/2006/picture">
+                  <pic:nvPicPr>
+                    <pic:cNvPr id="1207979211" name=""/>
+                    <pic:cNvPicPr/>
+                  </pic:nvPicPr>
+                  <pic:blipFill>
+                    <a:blip r:embed="rId39"/>
+                    <a:stretch>
+                      <a:fillRect/>
+                    </a:stretch>
+                  </pic:blipFill>
+                  <pic:spPr>
+                    <a:xfrm>
+                      <a:off x="0" y="0"/>
+                      <a:ext cx="5174424" cy="893233"/>
+                    </a:xfrm>
+                    <a:prstGeom prst="rect">
+                      <a:avLst/>
+                    </a:prstGeom>
+                  </pic:spPr>
+                </pic:pic>
+              </a:graphicData>
+            </a:graphic>
+          </wp:inline>
+        </w:drawing>
+      </w:r>
+    </w:p>
+    <w:p/>
+    <w:p>
+      <w:r>
+        <w:t>42. Obtener el valor del atributo netapa de aquellas etapas tales que todos los puertos que están en ellas tienen más de 700 metros de altura.</w:t>
+      </w:r>
+    </w:p>
+    <w:p>
+      <w:r>
+        <w:drawing>
+          <wp:inline distT="0" distB="0" distL="0" distR="0" wp14:anchorId="093FA646" wp14:editId="5E30AE32">
+            <wp:extent cx="4691270" cy="1506568"/>
+            <wp:effectExtent l="0" t="0" r="0" b="0"/>
+            <wp:docPr id="801606508" name="Imagen 1"/>
+            <wp:cNvGraphicFramePr>
+              <a:graphicFrameLocks xmlns:a="http://schemas.openxmlformats.org/drawingml/2006/main" noChangeAspect="1"/>
+            </wp:cNvGraphicFramePr>
+            <a:graphic xmlns:a="http://schemas.openxmlformats.org/drawingml/2006/main">
+              <a:graphicData uri="http://schemas.openxmlformats.org/drawingml/2006/picture">
+                <pic:pic xmlns:pic="http://schemas.openxmlformats.org/drawingml/2006/picture">
+                  <pic:nvPicPr>
+                    <pic:cNvPr id="801606508" name=""/>
+                    <pic:cNvPicPr/>
+                  </pic:nvPicPr>
+                  <pic:blipFill>
+                    <a:blip r:embed="rId40"/>
+                    <a:stretch>
+                      <a:fillRect/>
+                    </a:stretch>
+                  </pic:blipFill>
+                  <pic:spPr>
+                    <a:xfrm>
+                      <a:off x="0" y="0"/>
+                      <a:ext cx="4712403" cy="1513355"/>
+                    </a:xfrm>
+                    <a:prstGeom prst="rect">
+                      <a:avLst/>
+                    </a:prstGeom>
+                  </pic:spPr>
+                </pic:pic>
+              </a:graphicData>
+            </a:graphic>
+          </wp:inline>
+        </w:drawing>
+      </w:r>
+    </w:p>
+    <w:p/>
+    <w:p>
+      <w:r>
+        <w:t>43. Obtener el nombre y el director de los equipos tales que todos sus ciclistas son mayores de 20 años.</w:t>
+      </w:r>
+    </w:p>
+    <w:p>
+      <w:r>
+        <w:drawing>
+          <wp:inline distT="0" distB="0" distL="0" distR="0" wp14:anchorId="6DEF0B64" wp14:editId="39008B18">
+            <wp:extent cx="5400040" cy="1046480"/>
+            <wp:effectExtent l="0" t="0" r="0" b="1270"/>
+            <wp:docPr id="1697583920" name="Imagen 1"/>
+            <wp:cNvGraphicFramePr>
+              <a:graphicFrameLocks xmlns:a="http://schemas.openxmlformats.org/drawingml/2006/main" noChangeAspect="1"/>
+            </wp:cNvGraphicFramePr>
+            <a:graphic xmlns:a="http://schemas.openxmlformats.org/drawingml/2006/main">
+              <a:graphicData uri="http://schemas.openxmlformats.org/drawingml/2006/picture">
+                <pic:pic xmlns:pic="http://schemas.openxmlformats.org/drawingml/2006/picture">
+                  <pic:nvPicPr>
+                    <pic:cNvPr id="1697583920" name=""/>
+                    <pic:cNvPicPr/>
+                  </pic:nvPicPr>
+                  <pic:blipFill>
+                    <a:blip r:embed="rId41"/>
+                    <a:stretch>
+                      <a:fillRect/>
+                    </a:stretch>
+                  </pic:blipFill>
+                  <pic:spPr>
+                    <a:xfrm>
+                      <a:off x="0" y="0"/>
+                      <a:ext cx="5400040" cy="1046480"/>
+                    </a:xfrm>
+                    <a:prstGeom prst="rect">
+                      <a:avLst/>
+                    </a:prstGeom>
+                  </pic:spPr>
+                </pic:pic>
+              </a:graphicData>
+            </a:graphic>
+          </wp:inline>
+        </w:drawing>
+      </w:r>
+    </w:p>
+    <w:p/>
+    <w:p>
+      <w:r>
+        <w:t>44. Obtener el dorsal y el nombre de los ciclistas tales que todas las etapas que han ganado tienen más de 170 km (es decir que sólo han ganado etapas de más de 170 km).</w:t>
+      </w:r>
+    </w:p>
+    <w:p>
+      <w:r>
+        <w:drawing>
+          <wp:inline distT="0" distB="0" distL="0" distR="0" wp14:anchorId="60925BA3" wp14:editId="231729BE">
+            <wp:extent cx="6128519" cy="477079"/>
+            <wp:effectExtent l="0" t="0" r="5715" b="0"/>
+            <wp:docPr id="64536823" name="Imagen 1"/>
+            <wp:cNvGraphicFramePr>
+              <a:graphicFrameLocks xmlns:a="http://schemas.openxmlformats.org/drawingml/2006/main" noChangeAspect="1"/>
+            </wp:cNvGraphicFramePr>
+            <a:graphic xmlns:a="http://schemas.openxmlformats.org/drawingml/2006/main">
+              <a:graphicData uri="http://schemas.openxmlformats.org/drawingml/2006/picture">
+                <pic:pic xmlns:pic="http://schemas.openxmlformats.org/drawingml/2006/picture">
+                  <pic:nvPicPr>
+                    <pic:cNvPr id="64536823" name=""/>
+                    <pic:cNvPicPr/>
+                  </pic:nvPicPr>
+                  <pic:blipFill>
+                    <a:blip r:embed="rId42"/>
+                    <a:stretch>
+                      <a:fillRect/>
+                    </a:stretch>
+                  </pic:blipFill>
+                  <pic:spPr>
+                    <a:xfrm>
+                      <a:off x="0" y="0"/>
+                      <a:ext cx="6187981" cy="481708"/>
+                    </a:xfrm>
+                    <a:prstGeom prst="rect">
+                      <a:avLst/>
+                    </a:prstGeom>
+                  </pic:spPr>
+                </pic:pic>
+              </a:graphicData>
+            </a:graphic>
+          </wp:inline>
+        </w:drawing>
+      </w:r>
+    </w:p>
+    <w:p/>
+    <w:p>
+      <w:r>
+        <w:lastRenderedPageBreak/>
+        <w:t>45. Obtener el nombre de los ciclistas que han ganado todos los puertos de una etapa y además han ganado esa misma etapa.</w:t>
+      </w:r>
+    </w:p>
+    <w:p>
+      <w:r>
+        <w:t>46. Obtener el nombre de los equipos tales que todos sus corredores han llevado algún maillot o han ganado algún puerto.</w:t>
+      </w:r>
+    </w:p>
+    <w:p>
+      <w:r>
+        <w:t>47. Obtener el código y el color de aquellos maillots que sólo han sido llevados por ciclistas de un mismo equipo.</w:t>
+      </w:r>
+    </w:p>
+    <w:p>
+      <w:r>
+        <w:drawing>
+          <wp:inline distT="0" distB="0" distL="0" distR="0" wp14:anchorId="4B873DED" wp14:editId="03CED56D">
+            <wp:extent cx="5400040" cy="703580"/>
+            <wp:effectExtent l="0" t="0" r="0" b="1270"/>
+            <wp:docPr id="1392538805" name="Imagen 1"/>
+            <wp:cNvGraphicFramePr>
+              <a:graphicFrameLocks xmlns:a="http://schemas.openxmlformats.org/drawingml/2006/main" noChangeAspect="1"/>
+            </wp:cNvGraphicFramePr>
+            <a:graphic xmlns:a="http://schemas.openxmlformats.org/drawingml/2006/main">
+              <a:graphicData uri="http://schemas.openxmlformats.org/drawingml/2006/picture">
+                <pic:pic xmlns:pic="http://schemas.openxmlformats.org/drawingml/2006/picture">
+                  <pic:nvPicPr>
+                    <pic:cNvPr id="1392538805" name=""/>
+                    <pic:cNvPicPr/>
+                  </pic:nvPicPr>
+                  <pic:blipFill>
+                    <a:blip r:embed="rId43"/>
+                    <a:stretch>
+                      <a:fillRect/>
+                    </a:stretch>
+                  </pic:blipFill>
+                  <pic:spPr>
+                    <a:xfrm>
+                      <a:off x="0" y="0"/>
+                      <a:ext cx="5400040" cy="703580"/>
+                    </a:xfrm>
+                    <a:prstGeom prst="rect">
+                      <a:avLst/>
+                    </a:prstGeom>
+                  </pic:spPr>
+                </pic:pic>
+              </a:graphicData>
+            </a:graphic>
+          </wp:inline>
+        </w:drawing>
+      </w:r>
+    </w:p>
+    <w:p/>
+    <w:p>
+      <w:r>
+        <w:t>48. Obtener el nombre de aquellos equipos tal que sus ciclistas sólo hayan ganado puertos de 1ª categoría.</w:t>
+      </w:r>
+    </w:p>
+    <w:p>
+      <w:r>
+        <w:drawing>
+          <wp:inline distT="0" distB="0" distL="0" distR="0" wp14:anchorId="01D1845D" wp14:editId="70EBFFA9">
+            <wp:extent cx="4921858" cy="838637"/>
+            <wp:effectExtent l="0" t="0" r="0" b="0"/>
+            <wp:docPr id="989764194" name="Imagen 1"/>
+            <wp:cNvGraphicFramePr>
+              <a:graphicFrameLocks xmlns:a="http://schemas.openxmlformats.org/drawingml/2006/main" noChangeAspect="1"/>
+            </wp:cNvGraphicFramePr>
+            <a:graphic xmlns:a="http://schemas.openxmlformats.org/drawingml/2006/main">
+              <a:graphicData uri="http://schemas.openxmlformats.org/drawingml/2006/picture">
+                <pic:pic xmlns:pic="http://schemas.openxmlformats.org/drawingml/2006/picture">
+                  <pic:nvPicPr>
+                    <pic:cNvPr id="989764194" name=""/>
+                    <pic:cNvPicPr/>
+                  </pic:nvPicPr>
+                  <pic:blipFill>
+                    <a:blip r:embed="rId44"/>
+                    <a:stretch>
+                      <a:fillRect/>
+                    </a:stretch>
+                  </pic:blipFill>
+                  <pic:spPr>
+                    <a:xfrm>
+                      <a:off x="0" y="0"/>
+                      <a:ext cx="4932416" cy="840436"/>
+                    </a:xfrm>
+                    <a:prstGeom prst="rect">
+                      <a:avLst/>
+                    </a:prstGeom>
+                  </pic:spPr>
+                </pic:pic>
+              </a:graphicData>
+            </a:graphic>
+          </wp:inline>
+        </w:drawing>
+      </w:r>
+    </w:p>
+    <w:p/>
+    <w:p>
+      <w:r>
+        <w:t>49. Obtener el valor del atributo netapa de aquellas etapas que tienen puertos de montaña indicando cuántos tiene.</w:t>
+      </w:r>
+    </w:p>
+    <w:p>
+      <w:r>
+        <w:drawing>
+          <wp:inline distT="0" distB="0" distL="0" distR="0" wp14:anchorId="79EF6389" wp14:editId="3E5D4C5B">
+            <wp:extent cx="4651513" cy="1550140"/>
+            <wp:effectExtent l="0" t="0" r="0" b="0"/>
+            <wp:docPr id="1836268171" name="Imagen 1"/>
+            <wp:cNvGraphicFramePr>
+              <a:graphicFrameLocks xmlns:a="http://schemas.openxmlformats.org/drawingml/2006/main" noChangeAspect="1"/>
+            </wp:cNvGraphicFramePr>
+            <a:graphic xmlns:a="http://schemas.openxmlformats.org/drawingml/2006/main">
+              <a:graphicData uri="http://schemas.openxmlformats.org/drawingml/2006/picture">
+                <pic:pic xmlns:pic="http://schemas.openxmlformats.org/drawingml/2006/picture">
+                  <pic:nvPicPr>
+                    <pic:cNvPr id="1836268171" name=""/>
+                    <pic:cNvPicPr/>
+                  </pic:nvPicPr>
+                  <pic:blipFill>
+                    <a:blip r:embed="rId45"/>
+                    <a:stretch>
+                      <a:fillRect/>
+                    </a:stretch>
+                  </pic:blipFill>
+                  <pic:spPr>
+                    <a:xfrm>
+                      <a:off x="0" y="0"/>
+                      <a:ext cx="4655396" cy="1551434"/>
+                    </a:xfrm>
+                    <a:prstGeom prst="rect">
+                      <a:avLst/>
+                    </a:prstGeom>
+                  </pic:spPr>
+                </pic:pic>
+              </a:graphicData>
+            </a:graphic>
+          </wp:inline>
+        </w:drawing>
+      </w:r>
+    </w:p>
+    <w:p/>
+    <w:p>
+      <w:r>
+        <w:t>50. Obtener el nombre de todos los equipos indicando cuántos ciclistas tiene cada uno.</w:t>
+      </w:r>
+    </w:p>
+    <w:p>
+      <w:r>
+        <w:drawing>
+          <wp:inline distT="0" distB="0" distL="0" distR="0" wp14:anchorId="465256E1" wp14:editId="7F4AF8A1">
+            <wp:extent cx="4269851" cy="1920529"/>
             <wp:effectExtent l="0" t="0" r="0" b="3810"/>
-            <wp:docPr id="28647104" name="Imagen 1"/>
-            <wp:cNvGraphicFramePr>
-              <a:graphicFrameLocks xmlns:a="http://schemas.openxmlformats.org/drawingml/2006/main" noChangeAspect="1"/>
-            </wp:cNvGraphicFramePr>
-            <a:graphic xmlns:a="http://schemas.openxmlformats.org/drawingml/2006/main">
-              <a:graphicData uri="http://schemas.openxmlformats.org/drawingml/2006/picture">
-                <pic:pic xmlns:pic="http://schemas.openxmlformats.org/drawingml/2006/picture">
-                  <pic:nvPicPr>
-                    <pic:cNvPr id="28647104" name=""/>
-                    <pic:cNvPicPr/>
-                  </pic:nvPicPr>
-                  <pic:blipFill>
-                    <a:blip r:embed="rId38"/>
-                    <a:stretch>
-                      <a:fillRect/>
-                    </a:stretch>
-                  </pic:blipFill>
-                  <pic:spPr>
-                    <a:xfrm>
-                      <a:off x="0" y="0"/>
-                      <a:ext cx="5400040" cy="967740"/>
-                    </a:xfrm>
-                    <a:prstGeom prst="rect">
-                      <a:avLst/>
-                    </a:prstGeom>
-                  </pic:spPr>
-                </pic:pic>
-              </a:graphicData>
-            </a:graphic>
-          </wp:inline>
-        </w:drawing>
-      </w:r>
-    </w:p>
-    <w:p/>
-    <w:p>
-      <w:r>
-        <w:t>41. Obtener el nombre del ciclista más joven que ha ganado al menos una etapa.</w:t>
-      </w:r>
-    </w:p>
-    <w:p>
-      <w:r>
-        <w:t xml:space="preserve">42. Obtener el valor del atributo </w:t>
-      </w:r>
-      <w:proofErr w:type="spellStart"/>
-      <w:r>
-        <w:t>netapa</w:t>
-      </w:r>
-      <w:proofErr w:type="spellEnd"/>
-      <w:r>
-        <w:t xml:space="preserve"> de aquellas etapas tales que todos los puertos que están en ellas tienen más de 700 metros de altura.</w:t>
-      </w:r>
-    </w:p>
-    <w:p>
-      <w:r>
-        <w:t>43. Obtener el nombre y el director de los equipos tales que todos sus ciclistas son mayores de 20 años.</w:t>
-      </w:r>
-    </w:p>
-    <w:p>
-      <w:r>
-        <w:t>44. Obtener el dorsal y el nombre de los ciclistas tales que todas las etapas que han ganado tienen más de 170 km (es decir que sólo han ganado etapas de más de 170 km).</w:t>
-      </w:r>
-    </w:p>
-    <w:p>
-      <w:r>
-        <w:t>45. Obtener el nombre de los ciclistas que han ganado todos los puertos de una etapa y además han ganado esa misma etapa.</w:t>
-      </w:r>
-    </w:p>
-    <w:p>
-      <w:r>
-        <w:t>46. Obtener el nombre de los equipos tales que todos sus corredores han llevado algún maillot o han ganado algún puerto.</w:t>
-      </w:r>
-    </w:p>
-    <w:p>
-      <w:r>
-        <w:t>47. Obtener el código y el color de aquellos maillots que sólo han sido llevados por ciclistas de un mismo equipo.</w:t>
-      </w:r>
-    </w:p>
-    <w:p>
-      <w:r>
-        <w:t>48. Obtener el nombre de aquellos equipos tal que sus ciclistas sólo hayan ganado puertos de 1ª categoría.</w:t>
-      </w:r>
-    </w:p>
-    <w:p>
-      <w:r>
-        <w:t xml:space="preserve">49. Obtener el valor del atributo </w:t>
-      </w:r>
-      <w:proofErr w:type="spellStart"/>
-      <w:r>
-        <w:t>netapa</w:t>
-      </w:r>
-      <w:proofErr w:type="spellEnd"/>
-      <w:r>
-        <w:t xml:space="preserve"> de aquellas etapas que tienen puertos de montaña indicando cuántos tiene.</w:t>
-      </w:r>
-    </w:p>
-    <w:p>
-      <w:r>
-        <w:t>50. Obtener el nombre de todos los equipos indicando cuántos ciclistas tiene cada uno.</w:t>
-      </w:r>
-    </w:p>
-    <w:p>
-      <w:r>
+            <wp:docPr id="1305503950" name="Imagen 1"/>
+            <wp:cNvGraphicFramePr>
+              <a:graphicFrameLocks xmlns:a="http://schemas.openxmlformats.org/drawingml/2006/main" noChangeAspect="1"/>
+            </wp:cNvGraphicFramePr>
+            <a:graphic xmlns:a="http://schemas.openxmlformats.org/drawingml/2006/main">
+              <a:graphicData uri="http://schemas.openxmlformats.org/drawingml/2006/picture">
+                <pic:pic xmlns:pic="http://schemas.openxmlformats.org/drawingml/2006/picture">
+                  <pic:nvPicPr>
+                    <pic:cNvPr id="1305503950" name=""/>
+                    <pic:cNvPicPr/>
+                  </pic:nvPicPr>
+                  <pic:blipFill>
+                    <a:blip r:embed="rId46"/>
+                    <a:stretch>
+                      <a:fillRect/>
+                    </a:stretch>
+                  </pic:blipFill>
+                  <pic:spPr>
+                    <a:xfrm>
+                      <a:off x="0" y="0"/>
+                      <a:ext cx="4279844" cy="1925024"/>
+                    </a:xfrm>
+                    <a:prstGeom prst="rect">
+                      <a:avLst/>
+                    </a:prstGeom>
+                  </pic:spPr>
+                </pic:pic>
+              </a:graphicData>
+            </a:graphic>
+          </wp:inline>
+        </w:drawing>
+      </w:r>
+    </w:p>
+    <w:p>
+      <w:r>
+        <w:lastRenderedPageBreak/>
         <w:t>51. Obtener el director y el nombre de los equipos que tengan más de 3 ciclistas y cuya edad media sea igual o inferior a 30 años.</w:t>
       </w:r>
     </w:p>
     <w:p>
       <w:r>
+        <w:drawing>
+          <wp:inline distT="0" distB="0" distL="0" distR="0" wp14:anchorId="061116A2" wp14:editId="401477AD">
+            <wp:extent cx="5400040" cy="827405"/>
+            <wp:effectExtent l="0" t="0" r="0" b="0"/>
+            <wp:docPr id="1261587047" name="Imagen 1"/>
+            <wp:cNvGraphicFramePr>
+              <a:graphicFrameLocks xmlns:a="http://schemas.openxmlformats.org/drawingml/2006/main" noChangeAspect="1"/>
+            </wp:cNvGraphicFramePr>
+            <a:graphic xmlns:a="http://schemas.openxmlformats.org/drawingml/2006/main">
+              <a:graphicData uri="http://schemas.openxmlformats.org/drawingml/2006/picture">
+                <pic:pic xmlns:pic="http://schemas.openxmlformats.org/drawingml/2006/picture">
+                  <pic:nvPicPr>
+                    <pic:cNvPr id="1261587047" name=""/>
+                    <pic:cNvPicPr/>
+                  </pic:nvPicPr>
+                  <pic:blipFill>
+                    <a:blip r:embed="rId47"/>
+                    <a:stretch>
+                      <a:fillRect/>
+                    </a:stretch>
+                  </pic:blipFill>
+                  <pic:spPr>
+                    <a:xfrm>
+                      <a:off x="0" y="0"/>
+                      <a:ext cx="5400040" cy="827405"/>
+                    </a:xfrm>
+                    <a:prstGeom prst="rect">
+                      <a:avLst/>
+                    </a:prstGeom>
+                  </pic:spPr>
+                </pic:pic>
+              </a:graphicData>
+            </a:graphic>
+          </wp:inline>
+        </w:drawing>
+      </w:r>
+    </w:p>
+    <w:p/>
+    <w:p>
+      <w:r>
         <w:t>52. Obtener el nombre de los ciclistas que pertenezcan a un equipo que tenga más de cinco corredores y que hayan ganado alguna etapa indicando cuántas etapas ha ganado.</w:t>
       </w:r>
     </w:p>
@@ -1874,6 +2188,46 @@
     </w:p>
     <w:p>
       <w:r>
+        <w:drawing>
+          <wp:inline distT="0" distB="0" distL="0" distR="0" wp14:anchorId="4B5BBD12" wp14:editId="0D3C797C">
+            <wp:extent cx="5400040" cy="753110"/>
+            <wp:effectExtent l="0" t="0" r="0" b="8890"/>
+            <wp:docPr id="1126409864" name="Imagen 1"/>
+            <wp:cNvGraphicFramePr>
+              <a:graphicFrameLocks xmlns:a="http://schemas.openxmlformats.org/drawingml/2006/main" noChangeAspect="1"/>
+            </wp:cNvGraphicFramePr>
+            <a:graphic xmlns:a="http://schemas.openxmlformats.org/drawingml/2006/main">
+              <a:graphicData uri="http://schemas.openxmlformats.org/drawingml/2006/picture">
+                <pic:pic xmlns:pic="http://schemas.openxmlformats.org/drawingml/2006/picture">
+                  <pic:nvPicPr>
+                    <pic:cNvPr id="1126409864" name=""/>
+                    <pic:cNvPicPr/>
+                  </pic:nvPicPr>
+                  <pic:blipFill>
+                    <a:blip r:embed="rId48"/>
+                    <a:stretch>
+                      <a:fillRect/>
+                    </a:stretch>
+                  </pic:blipFill>
+                  <pic:spPr>
+                    <a:xfrm>
+                      <a:off x="0" y="0"/>
+                      <a:ext cx="5400040" cy="753110"/>
+                    </a:xfrm>
+                    <a:prstGeom prst="rect">
+                      <a:avLst/>
+                    </a:prstGeom>
+                  </pic:spPr>
+                </pic:pic>
+              </a:graphicData>
+            </a:graphic>
+          </wp:inline>
+        </w:drawing>
+      </w:r>
+    </w:p>
+    <w:p/>
+    <w:p>
+      <w:r>
         <w:t>54. Obtener el director de los equipos cuyos ciclistas han llevado más días maillots de cualquier tipo.</w:t>
       </w:r>
     </w:p>
@@ -1884,35 +2238,148 @@
     </w:p>
     <w:p>
       <w:r>
-        <w:t xml:space="preserve">56. Obtener el valor del atributo </w:t>
-      </w:r>
-      <w:proofErr w:type="spellStart"/>
-      <w:r>
-        <w:t>netapa</w:t>
-      </w:r>
-      <w:proofErr w:type="spellEnd"/>
-      <w:r>
-        <w:t>, la ciudad de salida y la ciudad de llegada de las etapas de más de 190 km y que tengan por lo menos dos puertos.</w:t>
+        <w:drawing>
+          <wp:inline distT="0" distB="0" distL="0" distR="0" wp14:anchorId="134F5585" wp14:editId="0BD5089D">
+            <wp:extent cx="5400040" cy="795020"/>
+            <wp:effectExtent l="0" t="0" r="0" b="5080"/>
+            <wp:docPr id="1650541178" name="Imagen 1"/>
+            <wp:cNvGraphicFramePr>
+              <a:graphicFrameLocks xmlns:a="http://schemas.openxmlformats.org/drawingml/2006/main" noChangeAspect="1"/>
+            </wp:cNvGraphicFramePr>
+            <a:graphic xmlns:a="http://schemas.openxmlformats.org/drawingml/2006/main">
+              <a:graphicData uri="http://schemas.openxmlformats.org/drawingml/2006/picture">
+                <pic:pic xmlns:pic="http://schemas.openxmlformats.org/drawingml/2006/picture">
+                  <pic:nvPicPr>
+                    <pic:cNvPr id="1650541178" name=""/>
+                    <pic:cNvPicPr/>
+                  </pic:nvPicPr>
+                  <pic:blipFill>
+                    <a:blip r:embed="rId49"/>
+                    <a:stretch>
+                      <a:fillRect/>
+                    </a:stretch>
+                  </pic:blipFill>
+                  <pic:spPr>
+                    <a:xfrm>
+                      <a:off x="0" y="0"/>
+                      <a:ext cx="5400040" cy="795020"/>
+                    </a:xfrm>
+                    <a:prstGeom prst="rect">
+                      <a:avLst/>
+                    </a:prstGeom>
+                  </pic:spPr>
+                </pic:pic>
+              </a:graphicData>
+            </a:graphic>
+          </wp:inline>
+        </w:drawing>
+      </w:r>
+    </w:p>
+    <w:p/>
+    <w:p>
+      <w:r>
+        <w:t>56. Obtener el valor del atributo netapa, la ciudad de salida y la ciudad de llegada de las etapas de más de 190 km y que tengan por lo menos dos puertos.</w:t>
+      </w:r>
+    </w:p>
+    <w:p>
+      <w:r>
+        <w:drawing>
+          <wp:inline distT="0" distB="0" distL="0" distR="0" wp14:anchorId="08C6C37C" wp14:editId="4A94382F">
+            <wp:extent cx="5400040" cy="796925"/>
+            <wp:effectExtent l="0" t="0" r="0" b="3175"/>
+            <wp:docPr id="1824287528" name="Imagen 1"/>
+            <wp:cNvGraphicFramePr>
+              <a:graphicFrameLocks xmlns:a="http://schemas.openxmlformats.org/drawingml/2006/main" noChangeAspect="1"/>
+            </wp:cNvGraphicFramePr>
+            <a:graphic xmlns:a="http://schemas.openxmlformats.org/drawingml/2006/main">
+              <a:graphicData uri="http://schemas.openxmlformats.org/drawingml/2006/picture">
+                <pic:pic xmlns:pic="http://schemas.openxmlformats.org/drawingml/2006/picture">
+                  <pic:nvPicPr>
+                    <pic:cNvPr id="1824287528" name=""/>
+                    <pic:cNvPicPr/>
+                  </pic:nvPicPr>
+                  <pic:blipFill>
+                    <a:blip r:embed="rId50"/>
+                    <a:stretch>
+                      <a:fillRect/>
+                    </a:stretch>
+                  </pic:blipFill>
+                  <pic:spPr>
+                    <a:xfrm>
+                      <a:off x="0" y="0"/>
+                      <a:ext cx="5400040" cy="796925"/>
+                    </a:xfrm>
+                    <a:prstGeom prst="rect">
+                      <a:avLst/>
+                    </a:prstGeom>
+                  </pic:spPr>
+                </pic:pic>
+              </a:graphicData>
+            </a:graphic>
+          </wp:inline>
+        </w:drawing>
+      </w:r>
+    </w:p>
+    <w:p/>
+    <w:p>
+      <w:r>
+        <w:t>57. Obtener el dorsal y el nombre de los ciclistas que no han llevado todos los maillots que ha llevado el ciclista de dorsal 2.</w:t>
+      </w:r>
+    </w:p>
+    <w:p/>
+    <w:p>
+      <w:r>
+        <w:t>58. Obtener el dorsal y el nombre de los ciclistas que han llevado al menos un maillot de los que ha llevado el ciclista de dorsal 2.</w:t>
       </w:r>
     </w:p>
     <w:p>
       <w:r>
         <w:lastRenderedPageBreak/>
-        <w:t>57. Obtener el dorsal y el nombre de los ciclistas que no han llevado todos los maillots que ha llevado el ciclista de dorsal 2.</w:t>
-      </w:r>
-    </w:p>
-    <w:p>
-      <w:r>
-        <w:t>58. Obtener el dorsal y el nombre de los ciclistas que han llevado al menos un maillot de los que ha llevado el ciclista de dorsal 2.</w:t>
-      </w:r>
-    </w:p>
-    <w:p>
-      <w:r>
         <w:t>59. Obtener el dorsal y el nombre de los ciclistas que no han llevado ningún maillot de los que ha llevado el ciclista de dorsal 2.</w:t>
       </w:r>
     </w:p>
     <w:p>
       <w:r>
+        <w:drawing>
+          <wp:inline distT="0" distB="0" distL="0" distR="0" wp14:anchorId="185A79E0" wp14:editId="5D54D3CA">
+            <wp:extent cx="5400040" cy="701675"/>
+            <wp:effectExtent l="0" t="0" r="0" b="3175"/>
+            <wp:docPr id="1482795061" name="Imagen 1"/>
+            <wp:cNvGraphicFramePr>
+              <a:graphicFrameLocks xmlns:a="http://schemas.openxmlformats.org/drawingml/2006/main" noChangeAspect="1"/>
+            </wp:cNvGraphicFramePr>
+            <a:graphic xmlns:a="http://schemas.openxmlformats.org/drawingml/2006/main">
+              <a:graphicData uri="http://schemas.openxmlformats.org/drawingml/2006/picture">
+                <pic:pic xmlns:pic="http://schemas.openxmlformats.org/drawingml/2006/picture">
+                  <pic:nvPicPr>
+                    <pic:cNvPr id="1482795061" name=""/>
+                    <pic:cNvPicPr/>
+                  </pic:nvPicPr>
+                  <pic:blipFill>
+                    <a:blip r:embed="rId51"/>
+                    <a:stretch>
+                      <a:fillRect/>
+                    </a:stretch>
+                  </pic:blipFill>
+                  <pic:spPr>
+                    <a:xfrm>
+                      <a:off x="0" y="0"/>
+                      <a:ext cx="5400040" cy="701675"/>
+                    </a:xfrm>
+                    <a:prstGeom prst="rect">
+                      <a:avLst/>
+                    </a:prstGeom>
+                  </pic:spPr>
+                </pic:pic>
+              </a:graphicData>
+            </a:graphic>
+          </wp:inline>
+        </w:drawing>
+      </w:r>
+    </w:p>
+    <w:p/>
+    <w:p>
+      <w:r>
         <w:t>60. Obtener el dorsal y nombre de los ciclistas que han llevado exactamente los mismos maillots que ha llevado el ciclista de dorsal 1.</w:t>
       </w:r>
     </w:p>
@@ -1928,15 +2395,46 @@
     </w:p>
     <w:p>
       <w:r>
-        <w:t xml:space="preserve">63. Obtener el valor del atributo </w:t>
-      </w:r>
-      <w:proofErr w:type="spellStart"/>
-      <w:r>
-        <w:t>netapa</w:t>
-      </w:r>
-      <w:proofErr w:type="spellEnd"/>
-      <w:r>
-        <w:t xml:space="preserve"> y los km de las etapas que tienen puertos de montaña</w:t>
+        <w:t>63. Obtener el valor del atributo netapa y los km de las etapas que tienen puertos de montaña</w:t>
+      </w:r>
+    </w:p>
+    <w:p>
+      <w:r>
+        <w:drawing>
+          <wp:inline distT="0" distB="0" distL="0" distR="0" wp14:anchorId="2CD37299" wp14:editId="297923A7">
+            <wp:extent cx="5400040" cy="1318260"/>
+            <wp:effectExtent l="0" t="0" r="0" b="0"/>
+            <wp:docPr id="1062362138" name="Imagen 1"/>
+            <wp:cNvGraphicFramePr>
+              <a:graphicFrameLocks xmlns:a="http://schemas.openxmlformats.org/drawingml/2006/main" noChangeAspect="1"/>
+            </wp:cNvGraphicFramePr>
+            <a:graphic xmlns:a="http://schemas.openxmlformats.org/drawingml/2006/main">
+              <a:graphicData uri="http://schemas.openxmlformats.org/drawingml/2006/picture">
+                <pic:pic xmlns:pic="http://schemas.openxmlformats.org/drawingml/2006/picture">
+                  <pic:nvPicPr>
+                    <pic:cNvPr id="1062362138" name=""/>
+                    <pic:cNvPicPr/>
+                  </pic:nvPicPr>
+                  <pic:blipFill>
+                    <a:blip r:embed="rId52"/>
+                    <a:stretch>
+                      <a:fillRect/>
+                    </a:stretch>
+                  </pic:blipFill>
+                  <pic:spPr>
+                    <a:xfrm>
+                      <a:off x="0" y="0"/>
+                      <a:ext cx="5400040" cy="1318260"/>
+                    </a:xfrm>
+                    <a:prstGeom prst="rect">
+                      <a:avLst/>
+                    </a:prstGeom>
+                  </pic:spPr>
+                </pic:pic>
+              </a:graphicData>
+            </a:graphic>
+          </wp:inline>
+        </w:drawing>
       </w:r>
     </w:p>
     <w:sectPr>
